--- a/docs/downloads/gerrid-setzer/تم/doc_0173.docx
+++ b/docs/downloads/gerrid-setzer/تم/doc_0173.docx
@@ -1,679 +1,487 @@
 
 <file path=word/document.xml><?xml version="1.0" encoding="utf-8"?>
-<w:document xmlns:wpc="http://schemas.microsoft.com/office/word/2010/wordprocessingCanvas" xmlns:cx="http://schemas.microsoft.com/office/drawing/2014/chartex" xmlns:cx1="http://schemas.microsoft.com/office/drawing/2015/9/8/chartex" xmlns:cx2="http://schemas.microsoft.com/office/drawing/2015/10/21/chartex" xmlns:cx3="http://schemas.microsoft.com/office/drawing/2016/5/9/chartex" xmlns:cx4="http://schemas.microsoft.com/office/drawing/2016/5/10/chartex" xmlns:cx5="http://schemas.microsoft.com/office/drawing/2016/5/11/chartex" xmlns:cx6="http://schemas.microsoft.com/office/drawing/2016/5/12/chartex" xmlns:cx7="http://schemas.microsoft.com/office/drawing/2016/5/13/chartex" xmlns:cx8="http://schemas.microsoft.com/office/drawing/2016/5/14/chartex" xmlns:mc="http://schemas.openxmlformats.org/markup-compatibility/2006" xmlns:aink="http://schemas.microsoft.com/office/drawing/2016/ink" xmlns:am3d="http://schemas.microsoft.com/office/drawing/2017/model3d" xmlns:o="urn:schemas-microsoft-com:office:office" xmlns:r="http://schemas.openxmlformats.org/officeDocument/2006/relationships" xmlns:m="http://schemas.openxmlformats.org/officeDocument/2006/math" xmlns:v="urn:schemas-microsoft-com:vml" xmlns:wp14="http://schemas.microsoft.com/office/word/2010/wordprocessingDrawing" xmlns:wp="http://schemas.openxmlformats.org/drawingml/2006/wordprocessingDrawing" xmlns:w10="urn:schemas-microsoft-com:office:word" xmlns:w="http://schemas.openxmlformats.org/wordprocessingml/2006/main" xmlns:w14="http://schemas.microsoft.com/office/word/2010/wordml" xmlns:w15="http://schemas.microsoft.com/office/word/2012/wordml" xmlns:w16cid="http://schemas.microsoft.com/office/word/2016/wordml/cid" xmlns:w16se="http://schemas.microsoft.com/office/word/2015/wordml/symex" xmlns:wpg="http://schemas.microsoft.com/office/word/2010/wordprocessingGroup" xmlns:wpi="http://schemas.microsoft.com/office/word/2010/wordprocessingInk" xmlns:wne="http://schemas.microsoft.com/office/word/2006/wordml" xmlns:wps="http://schemas.microsoft.com/office/word/2010/wordprocessingShape" mc:Ignorable="w14 w15 w16se w16cid wp14">
+<w:document xmlns:wpc="http://schemas.microsoft.com/office/word/2010/wordprocessingCanvas" xmlns:cx="http://schemas.microsoft.com/office/drawing/2014/chartex" xmlns:cx1="http://schemas.microsoft.com/office/drawing/2015/9/8/chartex" xmlns:cx2="http://schemas.microsoft.com/office/drawing/2015/10/21/chartex" xmlns:cx3="http://schemas.microsoft.com/office/drawing/2016/5/9/chartex" xmlns:cx4="http://schemas.microsoft.com/office/drawing/2016/5/10/chartex" xmlns:cx5="http://schemas.microsoft.com/office/drawing/2016/5/11/chartex" xmlns:cx6="http://schemas.microsoft.com/office/drawing/2016/5/12/chartex" xmlns:cx7="http://schemas.microsoft.com/office/drawing/2016/5/13/chartex" xmlns:cx8="http://schemas.microsoft.com/office/drawing/2016/5/14/chartex" xmlns:mc="http://schemas.openxmlformats.org/markup-compatibility/2006" xmlns:aink="http://schemas.microsoft.com/office/drawing/2016/ink" xmlns:am3d="http://schemas.microsoft.com/office/drawing/2017/model3d" xmlns:o="urn:schemas-microsoft-com:office:office" xmlns:r="http://schemas.openxmlformats.org/officeDocument/2006/relationships" xmlns:m="http://schemas.openxmlformats.org/officeDocument/2006/math" xmlns:v="urn:schemas-microsoft-com:vml" xmlns:wp14="http://schemas.microsoft.com/office/word/2010/wordprocessingDrawing" xmlns:wp="http://schemas.openxmlformats.org/drawingml/2006/wordprocessingDrawing" xmlns:w10="urn:schemas-microsoft-com:office:word" xmlns:w="http://schemas.openxmlformats.org/wordprocessingml/2006/main" xmlns:w14="http://schemas.microsoft.com/office/word/2010/wordml" xmlns:w15="http://schemas.microsoft.com/office/word/2012/wordml" xmlns:w16cex="http://schemas.microsoft.com/office/word/2018/wordml/cex" xmlns:w16cid="http://schemas.microsoft.com/office/word/2016/wordml/cid" xmlns:w16="http://schemas.microsoft.com/office/word/2018/wordml" xmlns:w16sdtdh="http://schemas.microsoft.com/office/word/2020/wordml/sdtdatahash" xmlns:w16se="http://schemas.microsoft.com/office/word/2015/wordml/symex" xmlns:wpg="http://schemas.microsoft.com/office/word/2010/wordprocessingGroup" xmlns:wpi="http://schemas.microsoft.com/office/word/2010/wordprocessingInk" xmlns:wne="http://schemas.microsoft.com/office/word/2006/wordml" xmlns:wps="http://schemas.microsoft.com/office/word/2010/wordprocessingShape" mc:Ignorable="w14 w15 w16se w16cid w16 w16cex w16sdtdh wp14">
   <w:body>
     <w:p>
       <w:pPr>
+        <w:bidi/>
+        <w:jc w:val="center"/>
+        <w:rPr>
+          <w:b/>
+          <w:bCs/>
+          <w:sz w:val="36"/>
+          <w:szCs w:val="36"/>
+          <w:u w:val="single"/>
+          <w:rtl/>
+          <w:lang w:bidi="ar-EG"/>
+        </w:rPr>
+      </w:pPr>
+      <w:hyperlink r:id="rId4" w:history="1">
+        <w:r>
+          <w:rPr>
+            <w:rStyle w:val="Hyperlink"/>
+            <w:rFonts w:hint="cs"/>
+            <w:b/>
+            <w:bCs/>
+            <w:sz w:val="36"/>
+            <w:szCs w:val="36"/>
+            <w:rtl/>
+            <w:lang w:bidi="ar-EG"/>
+          </w:rPr>
+          <w:t>الله يعمل فينا في صور مختلفة</w:t>
+        </w:r>
+      </w:hyperlink>
+    </w:p>
+    <w:tbl>
+      <w:tblPr>
+        <w:tblStyle w:val="TableGrid"/>
+        <w:bidiVisual/>
+        <w:tblW w:w="0" w:type="auto"/>
+        <w:tblLook w:val="04A0" w:firstRow="1" w:lastRow="0" w:firstColumn="1" w:lastColumn="0" w:noHBand="0" w:noVBand="1"/>
+      </w:tblPr>
+      <w:tblGrid>
+        <w:gridCol w:w="4508"/>
+        <w:gridCol w:w="4508"/>
+      </w:tblGrid>
+      <w:tr>
+        <w:tc>
+          <w:tcPr>
+            <w:tcW w:w="4508" w:type="dxa"/>
+            <w:shd w:val="clear" w:color="auto" w:fill="E2EFD9" w:themeFill="accent6" w:themeFillTint="33"/>
+          </w:tcPr>
+          <w:p>
+            <w:pPr>
+              <w:bidi/>
+              <w:jc w:val="center"/>
+              <w:rPr>
+                <w:rFonts w:hint="cs"/>
+                <w:b/>
+                <w:bCs/>
+                <w:color w:val="FF0000"/>
+                <w:sz w:val="36"/>
+                <w:szCs w:val="36"/>
+                <w:u w:val="single"/>
+                <w:rtl/>
+                <w:lang w:bidi="ar-EG"/>
+              </w:rPr>
+            </w:pPr>
+            <w:r>
+              <w:rPr>
+                <w:rFonts w:hint="cs"/>
+                <w:b/>
+                <w:bCs/>
+                <w:color w:val="FF0000"/>
+                <w:sz w:val="36"/>
+                <w:szCs w:val="36"/>
+                <w:u w:val="single"/>
+                <w:rtl/>
+                <w:lang w:bidi="ar-EG"/>
+              </w:rPr>
+              <w:t>الطريقة</w:t>
+            </w:r>
+          </w:p>
+        </w:tc>
+        <w:tc>
+          <w:tcPr>
+            <w:tcW w:w="4508" w:type="dxa"/>
+            <w:shd w:val="clear" w:color="auto" w:fill="E2EFD9" w:themeFill="accent6" w:themeFillTint="33"/>
+          </w:tcPr>
+          <w:p>
+            <w:pPr>
+              <w:bidi/>
+              <w:jc w:val="center"/>
+              <w:rPr>
+                <w:rFonts w:hint="cs"/>
+                <w:b/>
+                <w:bCs/>
+                <w:color w:val="FF0000"/>
+                <w:sz w:val="36"/>
+                <w:szCs w:val="36"/>
+                <w:u w:val="single"/>
+                <w:rtl/>
+                <w:lang w:bidi="ar-EG"/>
+              </w:rPr>
+            </w:pPr>
+            <w:r>
+              <w:rPr>
+                <w:rFonts w:hint="cs"/>
+                <w:b/>
+                <w:bCs/>
+                <w:color w:val="FF0000"/>
+                <w:sz w:val="36"/>
+                <w:szCs w:val="36"/>
+                <w:u w:val="single"/>
+                <w:rtl/>
+                <w:lang w:bidi="ar-EG"/>
+              </w:rPr>
+              <w:t>المعنى أننا علينا</w:t>
+            </w:r>
+          </w:p>
+        </w:tc>
+      </w:tr>
+      <w:tr>
+        <w:tc>
+          <w:tcPr>
+            <w:tcW w:w="4508" w:type="dxa"/>
+          </w:tcPr>
+          <w:p>
+            <w:pPr>
+              <w:bidi/>
+              <w:jc w:val="both"/>
+              <w:rPr>
+                <w:rFonts w:hint="cs"/>
+                <w:rtl/>
+                <w:lang w:bidi="ar-EG"/>
+              </w:rPr>
+            </w:pPr>
+            <w:r>
+              <w:rPr>
+                <w:rtl/>
+                <w:lang w:bidi="ar-EG"/>
+              </w:rPr>
+              <w:t>كَرَّام</w:t>
+            </w:r>
+            <w:r>
+              <w:rPr>
+                <w:rFonts w:hint="cs"/>
+                <w:rtl/>
+                <w:lang w:bidi="ar-EG"/>
+              </w:rPr>
+              <w:t xml:space="preserve">                                     (يوحنا 15: 1 </w:t>
+            </w:r>
+            <w:r>
+              <w:rPr>
+                <w:rtl/>
+                <w:lang w:bidi="ar-EG"/>
+              </w:rPr>
+              <w:t>–</w:t>
+            </w:r>
+            <w:r>
+              <w:rPr>
+                <w:rFonts w:hint="cs"/>
+                <w:rtl/>
+                <w:lang w:bidi="ar-EG"/>
+              </w:rPr>
+              <w:t xml:space="preserve"> 2)</w:t>
+            </w:r>
+          </w:p>
+        </w:tc>
+        <w:tc>
+          <w:tcPr>
+            <w:tcW w:w="4508" w:type="dxa"/>
+          </w:tcPr>
+          <w:p>
+            <w:pPr>
+              <w:bidi/>
+              <w:jc w:val="both"/>
+              <w:rPr>
+                <w:rFonts w:hint="cs"/>
+                <w:rtl/>
+                <w:lang w:bidi="ar-EG"/>
+              </w:rPr>
+            </w:pPr>
+            <w:r>
+              <w:rPr>
+                <w:rFonts w:hint="cs"/>
+                <w:rtl/>
+                <w:lang w:bidi="ar-EG"/>
+              </w:rPr>
+              <w:t>أن نأتي بثمر</w:t>
+            </w:r>
+          </w:p>
+        </w:tc>
+      </w:tr>
+      <w:tr>
+        <w:tc>
+          <w:tcPr>
+            <w:tcW w:w="4508" w:type="dxa"/>
+          </w:tcPr>
+          <w:p>
+            <w:pPr>
+              <w:bidi/>
+              <w:jc w:val="both"/>
+              <w:rPr>
+                <w:rFonts w:hint="cs"/>
+                <w:rtl/>
+                <w:lang w:bidi="ar-EG"/>
+              </w:rPr>
+            </w:pPr>
+            <w:r>
+              <w:rPr>
+                <w:rFonts w:hint="cs"/>
+                <w:rtl/>
+                <w:lang w:bidi="ar-EG"/>
+              </w:rPr>
+              <w:t>صائغ</w:t>
+            </w:r>
+            <w:r>
+              <w:rPr>
+                <w:rtl/>
+                <w:lang w:bidi="ar-EG"/>
+              </w:rPr>
+              <w:t xml:space="preserve"> هَيَاكِلِ فِضَّةٍ</w:t>
+            </w:r>
+            <w:r>
+              <w:rPr>
+                <w:rFonts w:hint="cs"/>
+                <w:rtl/>
+                <w:lang w:bidi="ar-EG"/>
+              </w:rPr>
+              <w:t xml:space="preserve">            (أمثال 25: 4)</w:t>
+            </w:r>
+          </w:p>
+        </w:tc>
+        <w:tc>
+          <w:tcPr>
+            <w:tcW w:w="4508" w:type="dxa"/>
+          </w:tcPr>
+          <w:p>
+            <w:pPr>
+              <w:bidi/>
+              <w:jc w:val="both"/>
+              <w:rPr>
+                <w:rFonts w:hint="cs"/>
+                <w:rtl/>
+                <w:lang w:bidi="ar-EG"/>
+              </w:rPr>
+            </w:pPr>
+            <w:r>
+              <w:rPr>
+                <w:rFonts w:hint="cs"/>
+                <w:rtl/>
+                <w:lang w:bidi="ar-EG"/>
+              </w:rPr>
+              <w:t>التحرر من النجاسات</w:t>
+            </w:r>
+          </w:p>
+        </w:tc>
+      </w:tr>
+      <w:tr>
+        <w:tc>
+          <w:tcPr>
+            <w:tcW w:w="4508" w:type="dxa"/>
+          </w:tcPr>
+          <w:p>
+            <w:pPr>
+              <w:bidi/>
+              <w:jc w:val="both"/>
+              <w:rPr>
+                <w:rFonts w:hint="cs"/>
+                <w:rtl/>
+                <w:lang w:bidi="ar-EG"/>
+              </w:rPr>
+            </w:pPr>
+            <w:r>
+              <w:rPr>
+                <w:rFonts w:hint="cs"/>
+                <w:rtl/>
+                <w:lang w:bidi="ar-EG"/>
+              </w:rPr>
+              <w:t>صانع النبيذ                     (إرمياء 48: 11)</w:t>
+            </w:r>
+          </w:p>
+        </w:tc>
+        <w:tc>
+          <w:tcPr>
+            <w:tcW w:w="4508" w:type="dxa"/>
+          </w:tcPr>
+          <w:p>
+            <w:pPr>
+              <w:bidi/>
+              <w:jc w:val="both"/>
+              <w:rPr>
+                <w:rFonts w:hint="cs"/>
+                <w:rtl/>
+                <w:lang w:bidi="ar-EG"/>
+              </w:rPr>
+            </w:pPr>
+            <w:r>
+              <w:rPr>
+                <w:rFonts w:hint="cs"/>
+                <w:rtl/>
+                <w:lang w:bidi="ar-EG"/>
+              </w:rPr>
+              <w:t>التخلص من عدم الاهتمام اللامبالي</w:t>
+            </w:r>
+          </w:p>
+        </w:tc>
+      </w:tr>
+      <w:tr>
+        <w:tc>
+          <w:tcPr>
+            <w:tcW w:w="4508" w:type="dxa"/>
+          </w:tcPr>
+          <w:p>
+            <w:pPr>
+              <w:bidi/>
+              <w:jc w:val="both"/>
+              <w:rPr>
+                <w:rFonts w:hint="cs"/>
+                <w:rtl/>
+                <w:lang w:bidi="ar-EG"/>
+              </w:rPr>
+            </w:pPr>
+            <w:r>
+              <w:rPr>
+                <w:rFonts w:hint="cs"/>
+                <w:rtl/>
+                <w:lang w:bidi="ar-EG"/>
+              </w:rPr>
+              <w:t xml:space="preserve">الآب                                  (عبرانيين 12: 9 </w:t>
+            </w:r>
+            <w:r>
+              <w:rPr>
+                <w:rtl/>
+                <w:lang w:bidi="ar-EG"/>
+              </w:rPr>
+              <w:t>–</w:t>
+            </w:r>
+            <w:r>
+              <w:rPr>
+                <w:rFonts w:hint="cs"/>
+                <w:rtl/>
+                <w:lang w:bidi="ar-EG"/>
+              </w:rPr>
+              <w:t xml:space="preserve"> 10)</w:t>
+            </w:r>
+          </w:p>
+        </w:tc>
+        <w:tc>
+          <w:tcPr>
+            <w:tcW w:w="4508" w:type="dxa"/>
+          </w:tcPr>
+          <w:p>
+            <w:pPr>
+              <w:bidi/>
+              <w:jc w:val="both"/>
+              <w:rPr>
+                <w:rFonts w:hint="cs"/>
+                <w:rtl/>
+                <w:lang w:bidi="ar-EG"/>
+              </w:rPr>
+            </w:pPr>
+            <w:r>
+              <w:rPr>
+                <w:rFonts w:hint="cs"/>
+                <w:rtl/>
+                <w:lang w:bidi="ar-EG"/>
+              </w:rPr>
+              <w:t>بأن نتشارك في قداسته</w:t>
+            </w:r>
+          </w:p>
+        </w:tc>
+      </w:tr>
+      <w:tr>
+        <w:tc>
+          <w:tcPr>
+            <w:tcW w:w="4508" w:type="dxa"/>
+          </w:tcPr>
+          <w:p>
+            <w:pPr>
+              <w:bidi/>
+              <w:jc w:val="both"/>
+              <w:rPr>
+                <w:rFonts w:hint="cs"/>
+                <w:rtl/>
+                <w:lang w:bidi="ar-EG"/>
+              </w:rPr>
+            </w:pPr>
+            <w:r>
+              <w:rPr>
+                <w:rFonts w:hint="cs"/>
+                <w:rtl/>
+                <w:lang w:bidi="ar-EG"/>
+              </w:rPr>
+              <w:t xml:space="preserve">الخزاف                          (إرمياء 18: 3 </w:t>
+            </w:r>
+            <w:r>
+              <w:rPr>
+                <w:rtl/>
+                <w:lang w:bidi="ar-EG"/>
+              </w:rPr>
+              <w:t>–</w:t>
+            </w:r>
+            <w:r>
+              <w:rPr>
+                <w:rFonts w:hint="cs"/>
+                <w:rtl/>
+                <w:lang w:bidi="ar-EG"/>
+              </w:rPr>
+              <w:t xml:space="preserve"> 6)</w:t>
+            </w:r>
+          </w:p>
+        </w:tc>
+        <w:tc>
+          <w:tcPr>
+            <w:tcW w:w="4508" w:type="dxa"/>
+          </w:tcPr>
+          <w:p>
+            <w:pPr>
+              <w:bidi/>
+              <w:jc w:val="both"/>
+              <w:rPr>
+                <w:rFonts w:hint="cs"/>
+                <w:rtl/>
+                <w:lang w:bidi="ar-EG"/>
+              </w:rPr>
+            </w:pPr>
+            <w:r>
+              <w:rPr>
+                <w:rFonts w:hint="cs"/>
+                <w:rtl/>
+                <w:lang w:bidi="ar-EG"/>
+              </w:rPr>
+              <w:t>بأن نتشكل لكرامته</w:t>
+            </w:r>
+          </w:p>
+        </w:tc>
+      </w:tr>
+    </w:tbl>
+    <w:p>
+      <w:pPr>
+        <w:bidi/>
         <w:jc w:val="both"/>
         <w:rPr>
-          <w:rFonts w:ascii="Sakkal Majalla" w:hAnsi="Sakkal Majalla" w:cs="Sakkal Majalla"/>
-          <w:sz w:val="28"/>
-          <w:szCs w:val="28"/>
           <w:rtl/>
-          <w:lang w:bidi="ar-AE"/>
+          <w:lang w:bidi="ar-EG"/>
+        </w:rPr>
+      </w:pPr>
+    </w:p>
+    <w:p>
+      <w:pPr>
+        <w:bidi/>
+        <w:jc w:val="right"/>
+        <w:rPr>
+          <w:rtl/>
+          <w:lang w:bidi="ar-EG"/>
         </w:rPr>
       </w:pPr>
       <w:r>
         <w:rPr>
-          <w:rFonts w:ascii="Sakkal Majalla" w:hAnsi="Sakkal Majalla" w:cs="Sakkal Majalla" w:hint="cs"/>
-          <w:sz w:val="28"/>
-          <w:szCs w:val="28"/>
-          <w:rtl/>
-          <w:lang w:bidi="ar-AE"/>
+          <w:lang w:bidi="ar-EG"/>
         </w:rPr>
-        <w:t>التسجيل في سفر الحياة</w:t>
-      </w:r>
-    </w:p>
-    <w:p>
-      <w:pPr>
-        <w:jc w:val="both"/>
-        <w:rPr>
-          <w:rFonts w:ascii="Sakkal Majalla" w:hAnsi="Sakkal Majalla" w:cs="Sakkal Majalla"/>
-          <w:sz w:val="28"/>
-          <w:szCs w:val="28"/>
-          <w:rtl/>
-          <w:lang w:bidi="ar-AE"/>
-        </w:rPr>
-      </w:pPr>
-      <w:bookmarkStart w:id="0" w:name="_GoBack"/>
-      <w:proofErr w:type="spellStart"/>
-      <w:r>
-        <w:rPr>
-          <w:rFonts w:ascii="Sakkal Majalla" w:hAnsi="Sakkal Majalla" w:cs="Sakkal Majalla" w:hint="cs"/>
-          <w:sz w:val="28"/>
-          <w:szCs w:val="28"/>
-          <w:rtl/>
-          <w:lang w:bidi="ar-AE"/>
-        </w:rPr>
-        <w:t>جيريد</w:t>
-      </w:r>
-      <w:proofErr w:type="spellEnd"/>
-      <w:r>
-        <w:rPr>
-          <w:rFonts w:ascii="Sakkal Majalla" w:hAnsi="Sakkal Majalla" w:cs="Sakkal Majalla" w:hint="cs"/>
-          <w:sz w:val="28"/>
-          <w:szCs w:val="28"/>
-          <w:rtl/>
-          <w:lang w:bidi="ar-AE"/>
-        </w:rPr>
-        <w:t xml:space="preserve"> </w:t>
-      </w:r>
-      <w:proofErr w:type="spellStart"/>
-      <w:r>
-        <w:rPr>
-          <w:rFonts w:ascii="Sakkal Majalla" w:hAnsi="Sakkal Majalla" w:cs="Sakkal Majalla" w:hint="cs"/>
-          <w:sz w:val="28"/>
-          <w:szCs w:val="28"/>
-          <w:rtl/>
-          <w:lang w:bidi="ar-AE"/>
-        </w:rPr>
-        <w:t>زيتسر</w:t>
-      </w:r>
-      <w:proofErr w:type="spellEnd"/>
-    </w:p>
-    <w:bookmarkEnd w:id="0"/>
-    <w:p>
-      <w:pPr>
-        <w:jc w:val="both"/>
-        <w:rPr>
-          <w:rFonts w:ascii="Sakkal Majalla" w:hAnsi="Sakkal Majalla" w:cs="Sakkal Majalla"/>
-          <w:sz w:val="28"/>
-          <w:szCs w:val="28"/>
-          <w:rtl/>
-          <w:lang w:bidi="ar-AE"/>
-        </w:rPr>
-      </w:pPr>
-      <w:r>
-        <w:rPr>
-          <w:rFonts w:ascii="Sakkal Majalla" w:hAnsi="Sakkal Majalla" w:cs="Sakkal Majalla" w:hint="cs"/>
-          <w:sz w:val="28"/>
-          <w:szCs w:val="28"/>
-          <w:rtl/>
-          <w:lang w:bidi="ar-AE"/>
-        </w:rPr>
-        <w:t>مزمور 69: 28؛ فيلبي 4: 3؛ رؤيا 13: 8؛ 17: 8</w:t>
-      </w:r>
-    </w:p>
-    <w:p>
-      <w:pPr>
-        <w:jc w:val="both"/>
-        <w:rPr>
-          <w:rFonts w:ascii="Sakkal Majalla" w:hAnsi="Sakkal Majalla" w:cs="Sakkal Majalla"/>
-          <w:sz w:val="28"/>
-          <w:szCs w:val="28"/>
-          <w:rtl/>
-          <w:lang w:bidi="ar-AE"/>
-        </w:rPr>
-      </w:pPr>
-      <w:r>
-        <w:rPr>
-          <w:rFonts w:ascii="Sakkal Majalla" w:hAnsi="Sakkal Majalla" w:cs="Sakkal Majalla" w:hint="cs"/>
-          <w:sz w:val="28"/>
-          <w:szCs w:val="28"/>
-          <w:rtl/>
-          <w:lang w:bidi="ar-AE"/>
-        </w:rPr>
-        <w:t>في الكتاب كثيرًا ما نقرأ عن "سفر الحياة أو الأحياء". متى يتم تسجيل الإنسان في هذا السفر؟ ربما نفكر بشكل لا إرادي: عندما يرجع الإنسان بالإيمان ويحصل على الحياة الجديدة.</w:t>
-      </w:r>
-    </w:p>
-    <w:p>
-      <w:pPr>
-        <w:jc w:val="both"/>
-        <w:rPr>
-          <w:rFonts w:ascii="Sakkal Majalla" w:hAnsi="Sakkal Majalla" w:cs="Sakkal Majalla"/>
-          <w:sz w:val="28"/>
-          <w:szCs w:val="28"/>
-          <w:rtl/>
-          <w:lang w:bidi="ar-AE"/>
-        </w:rPr>
-      </w:pPr>
-      <w:r>
-        <w:rPr>
-          <w:rFonts w:ascii="Sakkal Majalla" w:hAnsi="Sakkal Majalla" w:cs="Sakkal Majalla" w:hint="cs"/>
-          <w:sz w:val="28"/>
-          <w:szCs w:val="28"/>
-          <w:rtl/>
-          <w:lang w:bidi="ar-AE"/>
-        </w:rPr>
-        <w:t>غير أننا ما نجده في الكتاب هو التعبير الملفت للنظر بأن الإنسان يمكن أن يُكتب في سفر الحياة من</w:t>
-      </w:r>
-      <w:r>
-        <w:rPr>
-          <w:rFonts w:ascii="Sakkal Majalla" w:hAnsi="Sakkal Majalla" w:cs="Sakkal Majalla" w:hint="cs"/>
-          <w:sz w:val="28"/>
-          <w:szCs w:val="28"/>
-          <w:rtl/>
-          <w:lang w:bidi="ar-AE"/>
-        </w:rPr>
-        <w:t>ذ</w:t>
-      </w:r>
-      <w:r>
-        <w:rPr>
-          <w:rFonts w:ascii="Sakkal Majalla" w:hAnsi="Sakkal Majalla" w:cs="Sakkal Majalla" w:hint="cs"/>
-          <w:sz w:val="28"/>
-          <w:szCs w:val="28"/>
-          <w:rtl/>
-          <w:lang w:bidi="ar-AE"/>
-        </w:rPr>
-        <w:t xml:space="preserve"> تأسيس العالم (رؤيا 13: 8؛ 17: 8). إن هذا </w:t>
-      </w:r>
-      <w:r>
-        <w:rPr>
-          <w:rFonts w:ascii="Sakkal Majalla" w:hAnsi="Sakkal Majalla" w:cs="Sakkal Majalla" w:hint="cs"/>
-          <w:sz w:val="28"/>
-          <w:szCs w:val="28"/>
-          <w:rtl/>
-          <w:lang w:bidi="ar-AE"/>
-        </w:rPr>
-        <w:t xml:space="preserve">الأمر </w:t>
-      </w:r>
-      <w:r>
-        <w:rPr>
-          <w:rFonts w:ascii="Sakkal Majalla" w:hAnsi="Sakkal Majalla" w:cs="Sakkal Majalla" w:hint="cs"/>
-          <w:sz w:val="28"/>
-          <w:szCs w:val="28"/>
-          <w:rtl/>
-          <w:lang w:bidi="ar-AE"/>
-        </w:rPr>
-        <w:t xml:space="preserve">وحده يوضح بأنه لا علاقة له بوقت الرجوع بالإيمان </w:t>
-      </w:r>
-      <w:r>
-        <w:rPr>
-          <w:rFonts w:ascii="Sakkal Majalla" w:hAnsi="Sakkal Majalla" w:cs="Sakkal Majalla"/>
-          <w:sz w:val="28"/>
-          <w:szCs w:val="28"/>
-          <w:rtl/>
-          <w:lang w:bidi="ar-AE"/>
-        </w:rPr>
-        <w:t>–</w:t>
-      </w:r>
-      <w:r>
-        <w:rPr>
-          <w:rFonts w:ascii="Sakkal Majalla" w:hAnsi="Sakkal Majalla" w:cs="Sakkal Majalla" w:hint="cs"/>
-          <w:sz w:val="28"/>
-          <w:szCs w:val="28"/>
-          <w:rtl/>
-          <w:lang w:bidi="ar-AE"/>
-        </w:rPr>
-        <w:t xml:space="preserve"> لأنه لا أحد كان قد آمن عن</w:t>
-      </w:r>
-      <w:r>
-        <w:rPr>
-          <w:rFonts w:ascii="Sakkal Majalla" w:hAnsi="Sakkal Majalla" w:cs="Sakkal Majalla" w:hint="cs"/>
-          <w:sz w:val="28"/>
-          <w:szCs w:val="28"/>
-          <w:rtl/>
-          <w:lang w:bidi="ar-AE"/>
-        </w:rPr>
-        <w:t>د</w:t>
-      </w:r>
-      <w:r>
-        <w:rPr>
-          <w:rFonts w:ascii="Sakkal Majalla" w:hAnsi="Sakkal Majalla" w:cs="Sakkal Majalla" w:hint="cs"/>
-          <w:sz w:val="28"/>
-          <w:szCs w:val="28"/>
-          <w:rtl/>
-          <w:lang w:bidi="ar-AE"/>
-        </w:rPr>
-        <w:t xml:space="preserve"> خلق العالم.</w:t>
-      </w:r>
-    </w:p>
-    <w:p>
-      <w:pPr>
-        <w:jc w:val="both"/>
-        <w:rPr>
-          <w:rFonts w:ascii="Sakkal Majalla" w:hAnsi="Sakkal Majalla" w:cs="Sakkal Majalla"/>
-          <w:sz w:val="28"/>
-          <w:szCs w:val="28"/>
-          <w:rtl/>
-          <w:lang w:bidi="ar-AE"/>
-        </w:rPr>
-      </w:pPr>
-      <w:r>
-        <w:rPr>
-          <w:rFonts w:ascii="Sakkal Majalla" w:hAnsi="Sakkal Majalla" w:cs="Sakkal Majalla" w:hint="cs"/>
-          <w:sz w:val="28"/>
-          <w:szCs w:val="28"/>
-          <w:rtl/>
-          <w:lang w:bidi="ar-AE"/>
-        </w:rPr>
-        <w:t xml:space="preserve">إن نظرنا بأكثر دقة في المواضع المذكورة، فسندرك بأن الأمر متعلق بزمن الضيقة بعد الاختطاف. عندها سيكون المسيحيون، وستكون الكنيسة في السماء. إن المؤمنين على الأرض هم الذين لا ينتمون للكنيسة </w:t>
-      </w:r>
-      <w:r>
-        <w:rPr>
-          <w:rFonts w:ascii="Sakkal Majalla" w:hAnsi="Sakkal Majalla" w:cs="Sakkal Majalla"/>
-          <w:sz w:val="28"/>
-          <w:szCs w:val="28"/>
-          <w:rtl/>
-          <w:lang w:bidi="ar-AE"/>
-        </w:rPr>
-        <w:t>–</w:t>
-      </w:r>
-      <w:r>
-        <w:rPr>
-          <w:rFonts w:ascii="Sakkal Majalla" w:hAnsi="Sakkal Majalla" w:cs="Sakkal Majalla" w:hint="cs"/>
-          <w:sz w:val="28"/>
-          <w:szCs w:val="28"/>
-          <w:rtl/>
-          <w:lang w:bidi="ar-AE"/>
-        </w:rPr>
-        <w:t xml:space="preserve"> ونصيبهم هو أرضي. لذا فنر</w:t>
-      </w:r>
-      <w:r>
-        <w:rPr>
-          <w:rFonts w:ascii="Sakkal Majalla" w:hAnsi="Sakkal Majalla" w:cs="Sakkal Majalla" w:hint="cs"/>
-          <w:sz w:val="28"/>
-          <w:szCs w:val="28"/>
-          <w:rtl/>
-          <w:lang w:bidi="ar-AE"/>
-        </w:rPr>
-        <w:t>ى الأمر</w:t>
-      </w:r>
-      <w:r>
-        <w:rPr>
-          <w:rFonts w:ascii="Sakkal Majalla" w:hAnsi="Sakkal Majalla" w:cs="Sakkal Majalla" w:hint="cs"/>
-          <w:sz w:val="28"/>
-          <w:szCs w:val="28"/>
-          <w:rtl/>
-          <w:lang w:bidi="ar-AE"/>
-        </w:rPr>
-        <w:t xml:space="preserve"> </w:t>
-      </w:r>
-      <w:r>
-        <w:rPr>
-          <w:rFonts w:ascii="Sakkal Majalla" w:hAnsi="Sakkal Majalla" w:cs="Sakkal Majalla" w:hint="cs"/>
-          <w:sz w:val="28"/>
-          <w:szCs w:val="28"/>
-          <w:rtl/>
-          <w:lang w:bidi="ar-AE"/>
-        </w:rPr>
-        <w:t>متطابق بشكل</w:t>
-      </w:r>
-      <w:r>
-        <w:rPr>
-          <w:rFonts w:ascii="Sakkal Majalla" w:hAnsi="Sakkal Majalla" w:cs="Sakkal Majalla" w:hint="cs"/>
-          <w:sz w:val="28"/>
-          <w:szCs w:val="28"/>
-          <w:rtl/>
-          <w:lang w:bidi="ar-AE"/>
-        </w:rPr>
-        <w:t xml:space="preserve"> جيد، بأنهم كُتبوا</w:t>
-      </w:r>
-      <w:r>
-        <w:rPr>
-          <w:rFonts w:ascii="Sakkal Majalla" w:hAnsi="Sakkal Majalla" w:cs="Sakkal Majalla" w:hint="cs"/>
-          <w:sz w:val="28"/>
-          <w:szCs w:val="28"/>
-          <w:rtl/>
-          <w:lang w:bidi="ar-AE"/>
-        </w:rPr>
-        <w:t xml:space="preserve"> في هذا السفر منذ تأسيس العالم.</w:t>
-      </w:r>
-    </w:p>
-    <w:p>
-      <w:pPr>
-        <w:jc w:val="both"/>
-        <w:rPr>
-          <w:rFonts w:ascii="Sakkal Majalla" w:hAnsi="Sakkal Majalla" w:cs="Sakkal Majalla"/>
-          <w:sz w:val="28"/>
-          <w:szCs w:val="28"/>
-          <w:rtl/>
-          <w:lang w:bidi="ar-AE"/>
-        </w:rPr>
-      </w:pPr>
-      <w:r>
-        <w:rPr>
-          <w:rFonts w:ascii="Sakkal Majalla" w:hAnsi="Sakkal Majalla" w:cs="Sakkal Majalla" w:hint="cs"/>
-          <w:sz w:val="28"/>
-          <w:szCs w:val="28"/>
-          <w:rtl/>
-          <w:lang w:bidi="ar-AE"/>
-        </w:rPr>
-        <w:t xml:space="preserve">نحن المسيحيون تم اختيارنا قبل تأسيس العالم (أفسس 1: 4). بركاتنا هي سماوية وليس لها ارتباط بالأرض المخلوقة </w:t>
-      </w:r>
-      <w:r>
-        <w:rPr>
-          <w:rFonts w:ascii="Sakkal Majalla" w:hAnsi="Sakkal Majalla" w:cs="Sakkal Majalla"/>
-          <w:sz w:val="28"/>
-          <w:szCs w:val="28"/>
-          <w:rtl/>
-          <w:lang w:bidi="ar-AE"/>
-        </w:rPr>
-        <w:t>–</w:t>
-      </w:r>
-      <w:r>
-        <w:rPr>
-          <w:rFonts w:ascii="Sakkal Majalla" w:hAnsi="Sakkal Majalla" w:cs="Sakkal Majalla" w:hint="cs"/>
-          <w:sz w:val="28"/>
-          <w:szCs w:val="28"/>
-          <w:rtl/>
-          <w:lang w:bidi="ar-AE"/>
-        </w:rPr>
-        <w:t xml:space="preserve"> لذا فقد حصل الاختيار قبل تأسيس العالم. حتى وإن لم يُقال بشكل مباشر، فمن المنطقي بأن التسجيل في سفر الحياة قد حدث قبل تأسيس العالم.</w:t>
-      </w:r>
-    </w:p>
-    <w:p>
-      <w:pPr>
-        <w:jc w:val="both"/>
-        <w:rPr>
-          <w:rFonts w:ascii="Sakkal Majalla" w:hAnsi="Sakkal Majalla" w:cs="Sakkal Majalla"/>
-          <w:sz w:val="28"/>
-          <w:szCs w:val="28"/>
-          <w:rtl/>
-          <w:lang w:bidi="ar-AE"/>
-        </w:rPr>
-      </w:pPr>
-      <w:r>
-        <w:rPr>
-          <w:rFonts w:ascii="Sakkal Majalla" w:hAnsi="Sakkal Majalla" w:cs="Sakkal Majalla" w:hint="cs"/>
-          <w:sz w:val="28"/>
-          <w:szCs w:val="28"/>
-          <w:rtl/>
-          <w:lang w:bidi="ar-AE"/>
-        </w:rPr>
-        <w:t>بالتالي فهناك مناسبتان عظيمتان، إن جاز لي التعبير هكذا، حينما سجّل الله العظيم أسماءً في سفر الحياة: مرة كان هذا قبل تأسيس العالم ومن ثم عند تأسيس العالم. في المناسبة الأولى ارتبط الأمر بالكنيسة وفي الثانية بجميع المؤمنين الآخرين، الذين لا ينتمون للكنيسة.</w:t>
-      </w:r>
-    </w:p>
-    <w:p>
-      <w:pPr>
-        <w:jc w:val="both"/>
-        <w:rPr>
-          <w:rFonts w:ascii="Sakkal Majalla" w:hAnsi="Sakkal Majalla" w:cs="Sakkal Majalla"/>
-          <w:sz w:val="28"/>
-          <w:szCs w:val="28"/>
-          <w:rtl/>
-          <w:lang w:bidi="ar-AE"/>
-        </w:rPr>
-      </w:pPr>
-      <w:r>
-        <w:rPr>
-          <w:rFonts w:ascii="Sakkal Majalla" w:hAnsi="Sakkal Majalla" w:cs="Sakkal Majalla" w:hint="cs"/>
-          <w:sz w:val="28"/>
-          <w:szCs w:val="28"/>
-          <w:rtl/>
-          <w:lang w:bidi="ar-AE"/>
-        </w:rPr>
-        <w:t>فسفر الحياة يتكلم وفقًا لذلك عن عدم محدودية الله. لقد سبق الله وعيّن بأن يبارك أشخاصًا معيّنين بالحياة الأبدية. هو سجّل أسماءهم.</w:t>
-      </w:r>
-    </w:p>
-    <w:p>
-      <w:pPr>
-        <w:jc w:val="both"/>
-        <w:rPr>
-          <w:rFonts w:ascii="Sakkal Majalla" w:hAnsi="Sakkal Majalla" w:cs="Sakkal Majalla"/>
-          <w:sz w:val="28"/>
-          <w:szCs w:val="28"/>
-          <w:rtl/>
-          <w:lang w:bidi="ar-AE"/>
-        </w:rPr>
-      </w:pPr>
-      <w:r>
-        <w:rPr>
-          <w:rFonts w:ascii="Sakkal Majalla" w:hAnsi="Sakkal Majalla" w:cs="Sakkal Majalla" w:hint="cs"/>
-          <w:sz w:val="28"/>
-          <w:szCs w:val="28"/>
-          <w:rtl/>
-          <w:lang w:bidi="ar-AE"/>
-        </w:rPr>
-        <w:t xml:space="preserve">وعلى الفور يصدر السؤال القديم: وماذا مع باقي الناس؟ هل تعيّن لهم مسبقًا بأن يهلكوا؟ </w:t>
-      </w:r>
-      <w:r>
-        <w:rPr>
-          <w:rFonts w:ascii="Sakkal Majalla" w:hAnsi="Sakkal Majalla" w:cs="Sakkal Majalla" w:hint="cs"/>
-          <w:sz w:val="28"/>
-          <w:szCs w:val="28"/>
-          <w:rtl/>
-          <w:lang w:bidi="ar-AE"/>
-        </w:rPr>
-        <w:t xml:space="preserve">كلا، إنه ليس كذلك الحال </w:t>
-      </w:r>
-      <w:r>
-        <w:rPr>
-          <w:rFonts w:ascii="Sakkal Majalla" w:hAnsi="Sakkal Majalla" w:cs="Sakkal Majalla"/>
-          <w:sz w:val="28"/>
-          <w:szCs w:val="28"/>
-          <w:rtl/>
-          <w:lang w:bidi="ar-AE"/>
-        </w:rPr>
-        <w:t>–</w:t>
-      </w:r>
-      <w:r>
-        <w:rPr>
-          <w:rFonts w:ascii="Sakkal Majalla" w:hAnsi="Sakkal Majalla" w:cs="Sakkal Majalla" w:hint="cs"/>
-          <w:sz w:val="28"/>
-          <w:szCs w:val="28"/>
-          <w:rtl/>
-          <w:lang w:bidi="ar-AE"/>
-        </w:rPr>
-        <w:t xml:space="preserve"> حتى وإن كان العقل البشري يُسرع في حُكمه هذا. إنه لا وجود </w:t>
-      </w:r>
-      <w:proofErr w:type="gramStart"/>
-      <w:r>
-        <w:rPr>
-          <w:rFonts w:ascii="Sakkal Majalla" w:hAnsi="Sakkal Majalla" w:cs="Sakkal Majalla" w:hint="cs"/>
-          <w:sz w:val="28"/>
-          <w:szCs w:val="28"/>
-          <w:rtl/>
-          <w:lang w:bidi="ar-AE"/>
-        </w:rPr>
-        <w:t>لـ"</w:t>
-      </w:r>
-      <w:proofErr w:type="gramEnd"/>
-      <w:r>
-        <w:rPr>
-          <w:rFonts w:ascii="Sakkal Majalla" w:hAnsi="Sakkal Majalla" w:cs="Sakkal Majalla" w:hint="cs"/>
-          <w:sz w:val="28"/>
-          <w:szCs w:val="28"/>
-          <w:rtl/>
-          <w:lang w:bidi="ar-AE"/>
-        </w:rPr>
-        <w:t>سفر الموت" يقدمه الله. هو لم يعيّن أي شخص للهلاك. كل إنسان هو مسؤول بأن يرجع بإيمانه وينبغي أن يتحمل العواقب إن لم يفعل ذلك.</w:t>
-      </w:r>
-    </w:p>
-    <w:p>
-      <w:pPr>
-        <w:jc w:val="both"/>
-        <w:rPr>
-          <w:rFonts w:ascii="Sakkal Majalla" w:hAnsi="Sakkal Majalla" w:cs="Sakkal Majalla"/>
-          <w:sz w:val="28"/>
-          <w:szCs w:val="28"/>
-          <w:rtl/>
-          <w:lang w:bidi="ar-AE"/>
-        </w:rPr>
-      </w:pPr>
-      <w:r>
-        <w:rPr>
-          <w:rFonts w:ascii="Sakkal Majalla" w:hAnsi="Sakkal Majalla" w:cs="Sakkal Majalla" w:hint="cs"/>
-          <w:sz w:val="28"/>
-          <w:szCs w:val="28"/>
-          <w:rtl/>
-          <w:lang w:bidi="ar-AE"/>
-        </w:rPr>
-        <w:t>وأمر آخر علينا أن نلاحظه: في الكتاب المقدس ذُكر سفران مختلفان مرتبطان بالحياة. في المواضع المذكورة أعلاه يدور الأمر حول سفر الحياة الجديدة، الحياة التي من الله. لكن في مزمور 69: 29 الكلام هو عن سفر الحياة الطبيعية. في هذا السفر يُكتب الإنسان عند مولده وفي الموت يُمحى ثانية. أما سفر الحياة الجديدة فلا يوجد هناك محو. ومن الممكن تسمية هذين السفرين أيضًا: "سفر حياة الأرض" و "سفر حياة السماء".</w:t>
-      </w:r>
-    </w:p>
-    <w:p>
-      <w:pPr>
-        <w:jc w:val="center"/>
-        <w:rPr>
-          <w:rFonts w:ascii="Sakkal Majalla" w:hAnsi="Sakkal Majalla" w:cs="Sakkal Majalla"/>
-          <w:sz w:val="28"/>
-          <w:szCs w:val="28"/>
-          <w:lang w:bidi="ar-AE"/>
-        </w:rPr>
-      </w:pPr>
-      <w:r>
-        <w:rPr>
-          <w:rFonts w:ascii="Sakkal Majalla" w:hAnsi="Sakkal Majalla" w:cs="Sakkal Majalla" w:hint="cs"/>
-          <w:sz w:val="28"/>
-          <w:szCs w:val="28"/>
-          <w:rtl/>
-          <w:lang w:bidi="ar-AE"/>
-        </w:rPr>
-        <w:t>-</w:t>
-      </w:r>
-      <w:r>
-        <w:rPr>
-          <w:rFonts w:ascii="Sakkal Majalla" w:hAnsi="Sakkal Majalla" w:cs="Sakkal Majalla" w:hint="cs"/>
-          <w:sz w:val="28"/>
-          <w:szCs w:val="28"/>
-          <w:rtl/>
-          <w:lang w:bidi="ar-AE"/>
-        </w:rPr>
-        <w:t xml:space="preserve"> </w:t>
-      </w:r>
-      <w:r>
-        <w:rPr>
-          <w:rFonts w:ascii="Sakkal Majalla" w:hAnsi="Sakkal Majalla" w:cs="Sakkal Majalla" w:hint="cs"/>
-          <w:sz w:val="28"/>
-          <w:szCs w:val="28"/>
-          <w:rtl/>
-          <w:lang w:bidi="ar-AE"/>
-        </w:rPr>
-        <w:t>تم -</w:t>
+        <w:t>Gerrid Setzer</w:t>
       </w:r>
     </w:p>
     <w:sectPr>
       <w:pgSz w:w="11906" w:h="16838"/>
-      <w:pgMar w:top="1440" w:right="1800" w:bottom="1440" w:left="1800" w:header="708" w:footer="708" w:gutter="0"/>
+      <w:pgMar w:top="1440" w:right="1440" w:bottom="1440" w:left="1440" w:header="708" w:footer="708" w:gutter="0"/>
       <w:cols w:space="708"/>
-      <w:bidi/>
-      <w:rtlGutter/>
       <w:docGrid w:linePitch="360"/>
     </w:sectPr>
   </w:body>
 </w:document>
 </file>
 
-<file path=word/numbering.xml><?xml version="1.0" encoding="utf-8"?>
-<w:numbering xmlns:wpc="http://schemas.microsoft.com/office/word/2010/wordprocessingCanvas" xmlns:cx="http://schemas.microsoft.com/office/drawing/2014/chartex" xmlns:cx1="http://schemas.microsoft.com/office/drawing/2015/9/8/chartex" xmlns:cx2="http://schemas.microsoft.com/office/drawing/2015/10/21/chartex" xmlns:cx3="http://schemas.microsoft.com/office/drawing/2016/5/9/chartex" xmlns:cx4="http://schemas.microsoft.com/office/drawing/2016/5/10/chartex" xmlns:cx5="http://schemas.microsoft.com/office/drawing/2016/5/11/chartex" xmlns:cx6="http://schemas.microsoft.com/office/drawing/2016/5/12/chartex" xmlns:cx7="http://schemas.microsoft.com/office/drawing/2016/5/13/chartex" xmlns:cx8="http://schemas.microsoft.com/office/drawing/2016/5/14/chartex" xmlns:mc="http://schemas.openxmlformats.org/markup-compatibility/2006" xmlns:aink="http://schemas.microsoft.com/office/drawing/2016/ink" xmlns:am3d="http://schemas.microsoft.com/office/drawing/2017/model3d" xmlns:o="urn:schemas-microsoft-com:office:office" xmlns:r="http://schemas.openxmlformats.org/officeDocument/2006/relationships" xmlns:m="http://schemas.openxmlformats.org/officeDocument/2006/math" xmlns:v="urn:schemas-microsoft-com:vml" xmlns:wp14="http://schemas.microsoft.com/office/word/2010/wordprocessingDrawing" xmlns:wp="http://schemas.openxmlformats.org/drawingml/2006/wordprocessingDrawing" xmlns:w10="urn:schemas-microsoft-com:office:word" xmlns:w="http://schemas.openxmlformats.org/wordprocessingml/2006/main" xmlns:w14="http://schemas.microsoft.com/office/word/2010/wordml" xmlns:w15="http://schemas.microsoft.com/office/word/2012/wordml" xmlns:w16cid="http://schemas.microsoft.com/office/word/2016/wordml/cid" xmlns:w16se="http://schemas.microsoft.com/office/word/2015/wordml/symex" xmlns:wpg="http://schemas.microsoft.com/office/word/2010/wordprocessingGroup" xmlns:wpi="http://schemas.microsoft.com/office/word/2010/wordprocessingInk" xmlns:wne="http://schemas.microsoft.com/office/word/2006/wordml" xmlns:wps="http://schemas.microsoft.com/office/word/2010/wordprocessingShape" mc:Ignorable="w14 w15 w16se w16cid wp14">
-  <w:abstractNum w:abstractNumId="0" w15:restartNumberingAfterBreak="0">
-    <w:nsid w:val="09F1151E"/>
-    <w:multiLevelType w:val="hybridMultilevel"/>
-    <w:tmpl w:val="ADF634F2"/>
-    <w:lvl w:ilvl="0" w:tplc="B10244A4">
-      <w:numFmt w:val="bullet"/>
-      <w:lvlText w:val="-"/>
-      <w:lvlJc w:val="left"/>
-      <w:pPr>
-        <w:ind w:left="720" w:hanging="360"/>
-      </w:pPr>
-      <w:rPr>
-        <w:rFonts w:ascii="Sakkal Majalla" w:eastAsiaTheme="minorHAnsi" w:hAnsi="Sakkal Majalla" w:cs="Sakkal Majalla" w:hint="default"/>
-      </w:rPr>
-    </w:lvl>
-    <w:lvl w:ilvl="1" w:tplc="04090003" w:tentative="1">
-      <w:start w:val="1"/>
-      <w:numFmt w:val="bullet"/>
-      <w:lvlText w:val="o"/>
-      <w:lvlJc w:val="left"/>
-      <w:pPr>
-        <w:ind w:left="1440" w:hanging="360"/>
-      </w:pPr>
-      <w:rPr>
-        <w:rFonts w:ascii="Courier New" w:hAnsi="Courier New" w:cs="Courier New" w:hint="default"/>
-      </w:rPr>
-    </w:lvl>
-    <w:lvl w:ilvl="2" w:tplc="04090005" w:tentative="1">
-      <w:start w:val="1"/>
-      <w:numFmt w:val="bullet"/>
-      <w:lvlText w:val=""/>
-      <w:lvlJc w:val="left"/>
-      <w:pPr>
-        <w:ind w:left="2160" w:hanging="360"/>
-      </w:pPr>
-      <w:rPr>
-        <w:rFonts w:ascii="Wingdings" w:hAnsi="Wingdings" w:hint="default"/>
-      </w:rPr>
-    </w:lvl>
-    <w:lvl w:ilvl="3" w:tplc="04090001" w:tentative="1">
-      <w:start w:val="1"/>
-      <w:numFmt w:val="bullet"/>
-      <w:lvlText w:val=""/>
-      <w:lvlJc w:val="left"/>
-      <w:pPr>
-        <w:ind w:left="2880" w:hanging="360"/>
-      </w:pPr>
-      <w:rPr>
-        <w:rFonts w:ascii="Symbol" w:hAnsi="Symbol" w:hint="default"/>
-      </w:rPr>
-    </w:lvl>
-    <w:lvl w:ilvl="4" w:tplc="04090003" w:tentative="1">
-      <w:start w:val="1"/>
-      <w:numFmt w:val="bullet"/>
-      <w:lvlText w:val="o"/>
-      <w:lvlJc w:val="left"/>
-      <w:pPr>
-        <w:ind w:left="3600" w:hanging="360"/>
-      </w:pPr>
-      <w:rPr>
-        <w:rFonts w:ascii="Courier New" w:hAnsi="Courier New" w:cs="Courier New" w:hint="default"/>
-      </w:rPr>
-    </w:lvl>
-    <w:lvl w:ilvl="5" w:tplc="04090005" w:tentative="1">
-      <w:start w:val="1"/>
-      <w:numFmt w:val="bullet"/>
-      <w:lvlText w:val=""/>
-      <w:lvlJc w:val="left"/>
-      <w:pPr>
-        <w:ind w:left="4320" w:hanging="360"/>
-      </w:pPr>
-      <w:rPr>
-        <w:rFonts w:ascii="Wingdings" w:hAnsi="Wingdings" w:hint="default"/>
-      </w:rPr>
-    </w:lvl>
-    <w:lvl w:ilvl="6" w:tplc="04090001" w:tentative="1">
-      <w:start w:val="1"/>
-      <w:numFmt w:val="bullet"/>
-      <w:lvlText w:val=""/>
-      <w:lvlJc w:val="left"/>
-      <w:pPr>
-        <w:ind w:left="5040" w:hanging="360"/>
-      </w:pPr>
-      <w:rPr>
-        <w:rFonts w:ascii="Symbol" w:hAnsi="Symbol" w:hint="default"/>
-      </w:rPr>
-    </w:lvl>
-    <w:lvl w:ilvl="7" w:tplc="04090003" w:tentative="1">
-      <w:start w:val="1"/>
-      <w:numFmt w:val="bullet"/>
-      <w:lvlText w:val="o"/>
-      <w:lvlJc w:val="left"/>
-      <w:pPr>
-        <w:ind w:left="5760" w:hanging="360"/>
-      </w:pPr>
-      <w:rPr>
-        <w:rFonts w:ascii="Courier New" w:hAnsi="Courier New" w:cs="Courier New" w:hint="default"/>
-      </w:rPr>
-    </w:lvl>
-    <w:lvl w:ilvl="8" w:tplc="04090005" w:tentative="1">
-      <w:start w:val="1"/>
-      <w:numFmt w:val="bullet"/>
-      <w:lvlText w:val=""/>
-      <w:lvlJc w:val="left"/>
-      <w:pPr>
-        <w:ind w:left="6480" w:hanging="360"/>
-      </w:pPr>
-      <w:rPr>
-        <w:rFonts w:ascii="Wingdings" w:hAnsi="Wingdings" w:hint="default"/>
-      </w:rPr>
-    </w:lvl>
-  </w:abstractNum>
-  <w:num w:numId="1">
-    <w:abstractNumId w:val="0"/>
-  </w:num>
-</w:numbering>
-</file>
-
 <file path=word/styles.xml><?xml version="1.0" encoding="utf-8"?>
-<w:styles xmlns:mc="http://schemas.openxmlformats.org/markup-compatibility/2006" xmlns:r="http://schemas.openxmlformats.org/officeDocument/2006/relationships" xmlns:w="http://schemas.openxmlformats.org/wordprocessingml/2006/main" xmlns:w14="http://schemas.microsoft.com/office/word/2010/wordml" xmlns:w15="http://schemas.microsoft.com/office/word/2012/wordml" xmlns:w16cid="http://schemas.microsoft.com/office/word/2016/wordml/cid" xmlns:w16se="http://schemas.microsoft.com/office/word/2015/wordml/symex" mc:Ignorable="w14 w15 w16se w16cid">
+<w:styles xmlns:mc="http://schemas.openxmlformats.org/markup-compatibility/2006" xmlns:r="http://schemas.openxmlformats.org/officeDocument/2006/relationships" xmlns:w="http://schemas.openxmlformats.org/wordprocessingml/2006/main" xmlns:w14="http://schemas.microsoft.com/office/word/2010/wordml" xmlns:w15="http://schemas.microsoft.com/office/word/2012/wordml" xmlns:w16cex="http://schemas.microsoft.com/office/word/2018/wordml/cex" xmlns:w16cid="http://schemas.microsoft.com/office/word/2016/wordml/cid" xmlns:w16="http://schemas.microsoft.com/office/word/2018/wordml" xmlns:w16sdtdh="http://schemas.microsoft.com/office/word/2020/wordml/sdtdatahash" xmlns:w16se="http://schemas.microsoft.com/office/word/2015/wordml/symex" mc:Ignorable="w14 w15 w16se w16cid w16 w16cex w16sdtdh">
   <w:docDefaults>
     <w:rPrDefault>
       <w:rPr>
-        <w:rFonts w:asciiTheme="minorHAnsi" w:eastAsiaTheme="minorHAnsi" w:hAnsiTheme="minorHAnsi" w:cstheme="minorBidi"/>
-        <w:sz w:val="22"/>
-        <w:szCs w:val="22"/>
-        <w:lang w:val="en-US" w:eastAsia="en-US" w:bidi="ar-SA"/>
+        <w:rFonts w:ascii="Sakkal Majalla" w:eastAsiaTheme="minorHAnsi" w:hAnsi="Sakkal Majalla" w:cs="Sakkal Majalla"/>
+        <w:sz w:val="28"/>
+        <w:szCs w:val="28"/>
+        <w:lang w:val="en-IL" w:eastAsia="en-US" w:bidi="ar-SA"/>
       </w:rPr>
     </w:rPrDefault>
     <w:pPrDefault>
@@ -1063,12 +871,6 @@
   <w:style w:type="paragraph" w:default="1" w:styleId="Normal">
     <w:name w:val="Normal"/>
     <w:qFormat/>
-    <w:pPr>
-      <w:bidi/>
-    </w:pPr>
-    <w:rPr>
-      <w:lang w:bidi="ar-EG"/>
-    </w:rPr>
   </w:style>
   <w:style w:type="character" w:default="1" w:styleId="DefaultParagraphFont">
     <w:name w:val="Default Paragraph Font"/>
@@ -1097,22 +899,53 @@
     <w:semiHidden/>
     <w:unhideWhenUsed/>
   </w:style>
-  <w:style w:type="paragraph" w:styleId="ListParagraph">
-    <w:name w:val="List Paragraph"/>
-    <w:basedOn w:val="Normal"/>
-    <w:uiPriority w:val="34"/>
-    <w:qFormat/>
-    <w:rsid w:val="00E43F38"/>
+  <w:style w:type="table" w:styleId="TableGrid">
+    <w:name w:val="Table Grid"/>
+    <w:basedOn w:val="TableNormal"/>
+    <w:uiPriority w:val="39"/>
+    <w:rsid w:val="00AE6074"/>
     <w:pPr>
-      <w:ind w:left="720"/>
-      <w:contextualSpacing/>
+      <w:spacing w:after="0" w:line="240" w:lineRule="auto"/>
     </w:pPr>
+    <w:tblPr>
+      <w:tblBorders>
+        <w:top w:val="single" w:sz="4" w:space="0" w:color="auto"/>
+        <w:left w:val="single" w:sz="4" w:space="0" w:color="auto"/>
+        <w:bottom w:val="single" w:sz="4" w:space="0" w:color="auto"/>
+        <w:right w:val="single" w:sz="4" w:space="0" w:color="auto"/>
+        <w:insideH w:val="single" w:sz="4" w:space="0" w:color="auto"/>
+        <w:insideV w:val="single" w:sz="4" w:space="0" w:color="auto"/>
+      </w:tblBorders>
+    </w:tblPr>
+  </w:style>
+  <w:style w:type="character" w:styleId="Hyperlink">
+    <w:name w:val="Hyperlink"/>
+    <w:basedOn w:val="DefaultParagraphFont"/>
+    <w:uiPriority w:val="99"/>
+    <w:unhideWhenUsed/>
+    <w:rsid w:val="00AE6074"/>
+    <w:rPr>
+      <w:color w:val="0563C1" w:themeColor="hyperlink"/>
+      <w:u w:val="single"/>
+    </w:rPr>
+  </w:style>
+  <w:style w:type="character" w:styleId="UnresolvedMention">
+    <w:name w:val="Unresolved Mention"/>
+    <w:basedOn w:val="DefaultParagraphFont"/>
+    <w:uiPriority w:val="99"/>
+    <w:semiHidden/>
+    <w:unhideWhenUsed/>
+    <w:rsid w:val="00AE6074"/>
+    <w:rPr>
+      <w:color w:val="605E5C"/>
+      <w:shd w:val="clear" w:color="auto" w:fill="E1DFDD"/>
+    </w:rPr>
   </w:style>
 </w:styles>
 </file>
 
 <file path=word/theme/theme1.xml><?xml version="1.0" encoding="utf-8"?>
-<a:theme xmlns:a="http://schemas.openxmlformats.org/drawingml/2006/main" name="Office Theme">
+<a:theme xmlns:a="http://schemas.openxmlformats.org/drawingml/2006/main" name="ערכת נושא Office">
   <a:themeElements>
     <a:clrScheme name="Office">
       <a:dk1>

--- a/docs/downloads/gerrid-setzer/تم/doc_0173.docx
+++ b/docs/downloads/gerrid-setzer/تم/doc_0173.docx
@@ -1,487 +1,679 @@
 
 <file path=word/document.xml><?xml version="1.0" encoding="utf-8"?>
-<w:document xmlns:wpc="http://schemas.microsoft.com/office/word/2010/wordprocessingCanvas" xmlns:cx="http://schemas.microsoft.com/office/drawing/2014/chartex" xmlns:cx1="http://schemas.microsoft.com/office/drawing/2015/9/8/chartex" xmlns:cx2="http://schemas.microsoft.com/office/drawing/2015/10/21/chartex" xmlns:cx3="http://schemas.microsoft.com/office/drawing/2016/5/9/chartex" xmlns:cx4="http://schemas.microsoft.com/office/drawing/2016/5/10/chartex" xmlns:cx5="http://schemas.microsoft.com/office/drawing/2016/5/11/chartex" xmlns:cx6="http://schemas.microsoft.com/office/drawing/2016/5/12/chartex" xmlns:cx7="http://schemas.microsoft.com/office/drawing/2016/5/13/chartex" xmlns:cx8="http://schemas.microsoft.com/office/drawing/2016/5/14/chartex" xmlns:mc="http://schemas.openxmlformats.org/markup-compatibility/2006" xmlns:aink="http://schemas.microsoft.com/office/drawing/2016/ink" xmlns:am3d="http://schemas.microsoft.com/office/drawing/2017/model3d" xmlns:o="urn:schemas-microsoft-com:office:office" xmlns:r="http://schemas.openxmlformats.org/officeDocument/2006/relationships" xmlns:m="http://schemas.openxmlformats.org/officeDocument/2006/math" xmlns:v="urn:schemas-microsoft-com:vml" xmlns:wp14="http://schemas.microsoft.com/office/word/2010/wordprocessingDrawing" xmlns:wp="http://schemas.openxmlformats.org/drawingml/2006/wordprocessingDrawing" xmlns:w10="urn:schemas-microsoft-com:office:word" xmlns:w="http://schemas.openxmlformats.org/wordprocessingml/2006/main" xmlns:w14="http://schemas.microsoft.com/office/word/2010/wordml" xmlns:w15="http://schemas.microsoft.com/office/word/2012/wordml" xmlns:w16cex="http://schemas.microsoft.com/office/word/2018/wordml/cex" xmlns:w16cid="http://schemas.microsoft.com/office/word/2016/wordml/cid" xmlns:w16="http://schemas.microsoft.com/office/word/2018/wordml" xmlns:w16sdtdh="http://schemas.microsoft.com/office/word/2020/wordml/sdtdatahash" xmlns:w16se="http://schemas.microsoft.com/office/word/2015/wordml/symex" xmlns:wpg="http://schemas.microsoft.com/office/word/2010/wordprocessingGroup" xmlns:wpi="http://schemas.microsoft.com/office/word/2010/wordprocessingInk" xmlns:wne="http://schemas.microsoft.com/office/word/2006/wordml" xmlns:wps="http://schemas.microsoft.com/office/word/2010/wordprocessingShape" mc:Ignorable="w14 w15 w16se w16cid w16 w16cex w16sdtdh wp14">
+<w:document xmlns:wpc="http://schemas.microsoft.com/office/word/2010/wordprocessingCanvas" xmlns:cx="http://schemas.microsoft.com/office/drawing/2014/chartex" xmlns:cx1="http://schemas.microsoft.com/office/drawing/2015/9/8/chartex" xmlns:cx2="http://schemas.microsoft.com/office/drawing/2015/10/21/chartex" xmlns:cx3="http://schemas.microsoft.com/office/drawing/2016/5/9/chartex" xmlns:cx4="http://schemas.microsoft.com/office/drawing/2016/5/10/chartex" xmlns:cx5="http://schemas.microsoft.com/office/drawing/2016/5/11/chartex" xmlns:cx6="http://schemas.microsoft.com/office/drawing/2016/5/12/chartex" xmlns:cx7="http://schemas.microsoft.com/office/drawing/2016/5/13/chartex" xmlns:cx8="http://schemas.microsoft.com/office/drawing/2016/5/14/chartex" xmlns:mc="http://schemas.openxmlformats.org/markup-compatibility/2006" xmlns:aink="http://schemas.microsoft.com/office/drawing/2016/ink" xmlns:am3d="http://schemas.microsoft.com/office/drawing/2017/model3d" xmlns:o="urn:schemas-microsoft-com:office:office" xmlns:r="http://schemas.openxmlformats.org/officeDocument/2006/relationships" xmlns:m="http://schemas.openxmlformats.org/officeDocument/2006/math" xmlns:v="urn:schemas-microsoft-com:vml" xmlns:wp14="http://schemas.microsoft.com/office/word/2010/wordprocessingDrawing" xmlns:wp="http://schemas.openxmlformats.org/drawingml/2006/wordprocessingDrawing" xmlns:w10="urn:schemas-microsoft-com:office:word" xmlns:w="http://schemas.openxmlformats.org/wordprocessingml/2006/main" xmlns:w14="http://schemas.microsoft.com/office/word/2010/wordml" xmlns:w15="http://schemas.microsoft.com/office/word/2012/wordml" xmlns:w16cid="http://schemas.microsoft.com/office/word/2016/wordml/cid" xmlns:w16se="http://schemas.microsoft.com/office/word/2015/wordml/symex" xmlns:wpg="http://schemas.microsoft.com/office/word/2010/wordprocessingGroup" xmlns:wpi="http://schemas.microsoft.com/office/word/2010/wordprocessingInk" xmlns:wne="http://schemas.microsoft.com/office/word/2006/wordml" xmlns:wps="http://schemas.microsoft.com/office/word/2010/wordprocessingShape" mc:Ignorable="w14 w15 w16se w16cid wp14">
   <w:body>
     <w:p>
       <w:pPr>
-        <w:bidi/>
-        <w:jc w:val="center"/>
-        <w:rPr>
-          <w:b/>
-          <w:bCs/>
-          <w:sz w:val="36"/>
-          <w:szCs w:val="36"/>
-          <w:u w:val="single"/>
-          <w:rtl/>
-          <w:lang w:bidi="ar-EG"/>
-        </w:rPr>
-      </w:pPr>
-      <w:hyperlink r:id="rId4" w:history="1">
-        <w:r>
-          <w:rPr>
-            <w:rStyle w:val="Hyperlink"/>
-            <w:rFonts w:hint="cs"/>
-            <w:b/>
-            <w:bCs/>
-            <w:sz w:val="36"/>
-            <w:szCs w:val="36"/>
-            <w:rtl/>
-            <w:lang w:bidi="ar-EG"/>
-          </w:rPr>
-          <w:t>الله يعمل فينا في صور مختلفة</w:t>
-        </w:r>
-      </w:hyperlink>
-    </w:p>
-    <w:tbl>
-      <w:tblPr>
-        <w:tblStyle w:val="TableGrid"/>
-        <w:bidiVisual/>
-        <w:tblW w:w="0" w:type="auto"/>
-        <w:tblLook w:val="04A0" w:firstRow="1" w:lastRow="0" w:firstColumn="1" w:lastColumn="0" w:noHBand="0" w:noVBand="1"/>
-      </w:tblPr>
-      <w:tblGrid>
-        <w:gridCol w:w="4508"/>
-        <w:gridCol w:w="4508"/>
-      </w:tblGrid>
-      <w:tr>
-        <w:tc>
-          <w:tcPr>
-            <w:tcW w:w="4508" w:type="dxa"/>
-            <w:shd w:val="clear" w:color="auto" w:fill="E2EFD9" w:themeFill="accent6" w:themeFillTint="33"/>
-          </w:tcPr>
-          <w:p>
-            <w:pPr>
-              <w:bidi/>
-              <w:jc w:val="center"/>
-              <w:rPr>
-                <w:rFonts w:hint="cs"/>
-                <w:b/>
-                <w:bCs/>
-                <w:color w:val="FF0000"/>
-                <w:sz w:val="36"/>
-                <w:szCs w:val="36"/>
-                <w:u w:val="single"/>
-                <w:rtl/>
-                <w:lang w:bidi="ar-EG"/>
-              </w:rPr>
-            </w:pPr>
-            <w:r>
-              <w:rPr>
-                <w:rFonts w:hint="cs"/>
-                <w:b/>
-                <w:bCs/>
-                <w:color w:val="FF0000"/>
-                <w:sz w:val="36"/>
-                <w:szCs w:val="36"/>
-                <w:u w:val="single"/>
-                <w:rtl/>
-                <w:lang w:bidi="ar-EG"/>
-              </w:rPr>
-              <w:t>الطريقة</w:t>
-            </w:r>
-          </w:p>
-        </w:tc>
-        <w:tc>
-          <w:tcPr>
-            <w:tcW w:w="4508" w:type="dxa"/>
-            <w:shd w:val="clear" w:color="auto" w:fill="E2EFD9" w:themeFill="accent6" w:themeFillTint="33"/>
-          </w:tcPr>
-          <w:p>
-            <w:pPr>
-              <w:bidi/>
-              <w:jc w:val="center"/>
-              <w:rPr>
-                <w:rFonts w:hint="cs"/>
-                <w:b/>
-                <w:bCs/>
-                <w:color w:val="FF0000"/>
-                <w:sz w:val="36"/>
-                <w:szCs w:val="36"/>
-                <w:u w:val="single"/>
-                <w:rtl/>
-                <w:lang w:bidi="ar-EG"/>
-              </w:rPr>
-            </w:pPr>
-            <w:r>
-              <w:rPr>
-                <w:rFonts w:hint="cs"/>
-                <w:b/>
-                <w:bCs/>
-                <w:color w:val="FF0000"/>
-                <w:sz w:val="36"/>
-                <w:szCs w:val="36"/>
-                <w:u w:val="single"/>
-                <w:rtl/>
-                <w:lang w:bidi="ar-EG"/>
-              </w:rPr>
-              <w:t>المعنى أننا علينا</w:t>
-            </w:r>
-          </w:p>
-        </w:tc>
-      </w:tr>
-      <w:tr>
-        <w:tc>
-          <w:tcPr>
-            <w:tcW w:w="4508" w:type="dxa"/>
-          </w:tcPr>
-          <w:p>
-            <w:pPr>
-              <w:bidi/>
-              <w:jc w:val="both"/>
-              <w:rPr>
-                <w:rFonts w:hint="cs"/>
-                <w:rtl/>
-                <w:lang w:bidi="ar-EG"/>
-              </w:rPr>
-            </w:pPr>
-            <w:r>
-              <w:rPr>
-                <w:rtl/>
-                <w:lang w:bidi="ar-EG"/>
-              </w:rPr>
-              <w:t>كَرَّام</w:t>
-            </w:r>
-            <w:r>
-              <w:rPr>
-                <w:rFonts w:hint="cs"/>
-                <w:rtl/>
-                <w:lang w:bidi="ar-EG"/>
-              </w:rPr>
-              <w:t xml:space="preserve">                                     (يوحنا 15: 1 </w:t>
-            </w:r>
-            <w:r>
-              <w:rPr>
-                <w:rtl/>
-                <w:lang w:bidi="ar-EG"/>
-              </w:rPr>
-              <w:t>–</w:t>
-            </w:r>
-            <w:r>
-              <w:rPr>
-                <w:rFonts w:hint="cs"/>
-                <w:rtl/>
-                <w:lang w:bidi="ar-EG"/>
-              </w:rPr>
-              <w:t xml:space="preserve"> 2)</w:t>
-            </w:r>
-          </w:p>
-        </w:tc>
-        <w:tc>
-          <w:tcPr>
-            <w:tcW w:w="4508" w:type="dxa"/>
-          </w:tcPr>
-          <w:p>
-            <w:pPr>
-              <w:bidi/>
-              <w:jc w:val="both"/>
-              <w:rPr>
-                <w:rFonts w:hint="cs"/>
-                <w:rtl/>
-                <w:lang w:bidi="ar-EG"/>
-              </w:rPr>
-            </w:pPr>
-            <w:r>
-              <w:rPr>
-                <w:rFonts w:hint="cs"/>
-                <w:rtl/>
-                <w:lang w:bidi="ar-EG"/>
-              </w:rPr>
-              <w:t>أن نأتي بثمر</w:t>
-            </w:r>
-          </w:p>
-        </w:tc>
-      </w:tr>
-      <w:tr>
-        <w:tc>
-          <w:tcPr>
-            <w:tcW w:w="4508" w:type="dxa"/>
-          </w:tcPr>
-          <w:p>
-            <w:pPr>
-              <w:bidi/>
-              <w:jc w:val="both"/>
-              <w:rPr>
-                <w:rFonts w:hint="cs"/>
-                <w:rtl/>
-                <w:lang w:bidi="ar-EG"/>
-              </w:rPr>
-            </w:pPr>
-            <w:r>
-              <w:rPr>
-                <w:rFonts w:hint="cs"/>
-                <w:rtl/>
-                <w:lang w:bidi="ar-EG"/>
-              </w:rPr>
-              <w:t>صائغ</w:t>
-            </w:r>
-            <w:r>
-              <w:rPr>
-                <w:rtl/>
-                <w:lang w:bidi="ar-EG"/>
-              </w:rPr>
-              <w:t xml:space="preserve"> هَيَاكِلِ فِضَّةٍ</w:t>
-            </w:r>
-            <w:r>
-              <w:rPr>
-                <w:rFonts w:hint="cs"/>
-                <w:rtl/>
-                <w:lang w:bidi="ar-EG"/>
-              </w:rPr>
-              <w:t xml:space="preserve">            (أمثال 25: 4)</w:t>
-            </w:r>
-          </w:p>
-        </w:tc>
-        <w:tc>
-          <w:tcPr>
-            <w:tcW w:w="4508" w:type="dxa"/>
-          </w:tcPr>
-          <w:p>
-            <w:pPr>
-              <w:bidi/>
-              <w:jc w:val="both"/>
-              <w:rPr>
-                <w:rFonts w:hint="cs"/>
-                <w:rtl/>
-                <w:lang w:bidi="ar-EG"/>
-              </w:rPr>
-            </w:pPr>
-            <w:r>
-              <w:rPr>
-                <w:rFonts w:hint="cs"/>
-                <w:rtl/>
-                <w:lang w:bidi="ar-EG"/>
-              </w:rPr>
-              <w:t>التحرر من النجاسات</w:t>
-            </w:r>
-          </w:p>
-        </w:tc>
-      </w:tr>
-      <w:tr>
-        <w:tc>
-          <w:tcPr>
-            <w:tcW w:w="4508" w:type="dxa"/>
-          </w:tcPr>
-          <w:p>
-            <w:pPr>
-              <w:bidi/>
-              <w:jc w:val="both"/>
-              <w:rPr>
-                <w:rFonts w:hint="cs"/>
-                <w:rtl/>
-                <w:lang w:bidi="ar-EG"/>
-              </w:rPr>
-            </w:pPr>
-            <w:r>
-              <w:rPr>
-                <w:rFonts w:hint="cs"/>
-                <w:rtl/>
-                <w:lang w:bidi="ar-EG"/>
-              </w:rPr>
-              <w:t>صانع النبيذ                     (إرمياء 48: 11)</w:t>
-            </w:r>
-          </w:p>
-        </w:tc>
-        <w:tc>
-          <w:tcPr>
-            <w:tcW w:w="4508" w:type="dxa"/>
-          </w:tcPr>
-          <w:p>
-            <w:pPr>
-              <w:bidi/>
-              <w:jc w:val="both"/>
-              <w:rPr>
-                <w:rFonts w:hint="cs"/>
-                <w:rtl/>
-                <w:lang w:bidi="ar-EG"/>
-              </w:rPr>
-            </w:pPr>
-            <w:r>
-              <w:rPr>
-                <w:rFonts w:hint="cs"/>
-                <w:rtl/>
-                <w:lang w:bidi="ar-EG"/>
-              </w:rPr>
-              <w:t>التخلص من عدم الاهتمام اللامبالي</w:t>
-            </w:r>
-          </w:p>
-        </w:tc>
-      </w:tr>
-      <w:tr>
-        <w:tc>
-          <w:tcPr>
-            <w:tcW w:w="4508" w:type="dxa"/>
-          </w:tcPr>
-          <w:p>
-            <w:pPr>
-              <w:bidi/>
-              <w:jc w:val="both"/>
-              <w:rPr>
-                <w:rFonts w:hint="cs"/>
-                <w:rtl/>
-                <w:lang w:bidi="ar-EG"/>
-              </w:rPr>
-            </w:pPr>
-            <w:r>
-              <w:rPr>
-                <w:rFonts w:hint="cs"/>
-                <w:rtl/>
-                <w:lang w:bidi="ar-EG"/>
-              </w:rPr>
-              <w:t xml:space="preserve">الآب                                  (عبرانيين 12: 9 </w:t>
-            </w:r>
-            <w:r>
-              <w:rPr>
-                <w:rtl/>
-                <w:lang w:bidi="ar-EG"/>
-              </w:rPr>
-              <w:t>–</w:t>
-            </w:r>
-            <w:r>
-              <w:rPr>
-                <w:rFonts w:hint="cs"/>
-                <w:rtl/>
-                <w:lang w:bidi="ar-EG"/>
-              </w:rPr>
-              <w:t xml:space="preserve"> 10)</w:t>
-            </w:r>
-          </w:p>
-        </w:tc>
-        <w:tc>
-          <w:tcPr>
-            <w:tcW w:w="4508" w:type="dxa"/>
-          </w:tcPr>
-          <w:p>
-            <w:pPr>
-              <w:bidi/>
-              <w:jc w:val="both"/>
-              <w:rPr>
-                <w:rFonts w:hint="cs"/>
-                <w:rtl/>
-                <w:lang w:bidi="ar-EG"/>
-              </w:rPr>
-            </w:pPr>
-            <w:r>
-              <w:rPr>
-                <w:rFonts w:hint="cs"/>
-                <w:rtl/>
-                <w:lang w:bidi="ar-EG"/>
-              </w:rPr>
-              <w:t>بأن نتشارك في قداسته</w:t>
-            </w:r>
-          </w:p>
-        </w:tc>
-      </w:tr>
-      <w:tr>
-        <w:tc>
-          <w:tcPr>
-            <w:tcW w:w="4508" w:type="dxa"/>
-          </w:tcPr>
-          <w:p>
-            <w:pPr>
-              <w:bidi/>
-              <w:jc w:val="both"/>
-              <w:rPr>
-                <w:rFonts w:hint="cs"/>
-                <w:rtl/>
-                <w:lang w:bidi="ar-EG"/>
-              </w:rPr>
-            </w:pPr>
-            <w:r>
-              <w:rPr>
-                <w:rFonts w:hint="cs"/>
-                <w:rtl/>
-                <w:lang w:bidi="ar-EG"/>
-              </w:rPr>
-              <w:t xml:space="preserve">الخزاف                          (إرمياء 18: 3 </w:t>
-            </w:r>
-            <w:r>
-              <w:rPr>
-                <w:rtl/>
-                <w:lang w:bidi="ar-EG"/>
-              </w:rPr>
-              <w:t>–</w:t>
-            </w:r>
-            <w:r>
-              <w:rPr>
-                <w:rFonts w:hint="cs"/>
-                <w:rtl/>
-                <w:lang w:bidi="ar-EG"/>
-              </w:rPr>
-              <w:t xml:space="preserve"> 6)</w:t>
-            </w:r>
-          </w:p>
-        </w:tc>
-        <w:tc>
-          <w:tcPr>
-            <w:tcW w:w="4508" w:type="dxa"/>
-          </w:tcPr>
-          <w:p>
-            <w:pPr>
-              <w:bidi/>
-              <w:jc w:val="both"/>
-              <w:rPr>
-                <w:rFonts w:hint="cs"/>
-                <w:rtl/>
-                <w:lang w:bidi="ar-EG"/>
-              </w:rPr>
-            </w:pPr>
-            <w:r>
-              <w:rPr>
-                <w:rFonts w:hint="cs"/>
-                <w:rtl/>
-                <w:lang w:bidi="ar-EG"/>
-              </w:rPr>
-              <w:t>بأن نتشكل لكرامته</w:t>
-            </w:r>
-          </w:p>
-        </w:tc>
-      </w:tr>
-    </w:tbl>
-    <w:p>
-      <w:pPr>
-        <w:bidi/>
         <w:jc w:val="both"/>
         <w:rPr>
-          <w:rtl/>
-          <w:lang w:bidi="ar-EG"/>
-        </w:rPr>
-      </w:pPr>
+          <w:rFonts w:ascii="Sakkal Majalla" w:hAnsi="Sakkal Majalla" w:cs="Sakkal Majalla"/>
+          <w:sz w:val="28"/>
+          <w:szCs w:val="28"/>
+          <w:rtl/>
+          <w:lang w:bidi="ar-AE"/>
+        </w:rPr>
+      </w:pPr>
+      <w:r>
+        <w:rPr>
+          <w:rFonts w:ascii="Sakkal Majalla" w:hAnsi="Sakkal Majalla" w:cs="Sakkal Majalla" w:hint="cs"/>
+          <w:sz w:val="28"/>
+          <w:szCs w:val="28"/>
+          <w:rtl/>
+          <w:lang w:bidi="ar-AE"/>
+        </w:rPr>
+        <w:t>التسجيل في سفر الحياة</w:t>
+      </w:r>
     </w:p>
     <w:p>
       <w:pPr>
-        <w:bidi/>
-        <w:jc w:val="right"/>
-        <w:rPr>
-          <w:rtl/>
-          <w:lang w:bidi="ar-EG"/>
-        </w:rPr>
-      </w:pPr>
-      <w:r>
-        <w:rPr>
-          <w:lang w:bidi="ar-EG"/>
-        </w:rPr>
-        <w:t>Gerrid Setzer</w:t>
+        <w:jc w:val="both"/>
+        <w:rPr>
+          <w:rFonts w:ascii="Sakkal Majalla" w:hAnsi="Sakkal Majalla" w:cs="Sakkal Majalla"/>
+          <w:sz w:val="28"/>
+          <w:szCs w:val="28"/>
+          <w:rtl/>
+          <w:lang w:bidi="ar-AE"/>
+        </w:rPr>
+      </w:pPr>
+      <w:bookmarkStart w:id="0" w:name="_GoBack"/>
+      <w:proofErr w:type="spellStart"/>
+      <w:r>
+        <w:rPr>
+          <w:rFonts w:ascii="Sakkal Majalla" w:hAnsi="Sakkal Majalla" w:cs="Sakkal Majalla" w:hint="cs"/>
+          <w:sz w:val="28"/>
+          <w:szCs w:val="28"/>
+          <w:rtl/>
+          <w:lang w:bidi="ar-AE"/>
+        </w:rPr>
+        <w:t>جيريد</w:t>
+      </w:r>
+      <w:proofErr w:type="spellEnd"/>
+      <w:r>
+        <w:rPr>
+          <w:rFonts w:ascii="Sakkal Majalla" w:hAnsi="Sakkal Majalla" w:cs="Sakkal Majalla" w:hint="cs"/>
+          <w:sz w:val="28"/>
+          <w:szCs w:val="28"/>
+          <w:rtl/>
+          <w:lang w:bidi="ar-AE"/>
+        </w:rPr>
+        <w:t xml:space="preserve"> </w:t>
+      </w:r>
+      <w:proofErr w:type="spellStart"/>
+      <w:r>
+        <w:rPr>
+          <w:rFonts w:ascii="Sakkal Majalla" w:hAnsi="Sakkal Majalla" w:cs="Sakkal Majalla" w:hint="cs"/>
+          <w:sz w:val="28"/>
+          <w:szCs w:val="28"/>
+          <w:rtl/>
+          <w:lang w:bidi="ar-AE"/>
+        </w:rPr>
+        <w:t>زيتسر</w:t>
+      </w:r>
+      <w:proofErr w:type="spellEnd"/>
+    </w:p>
+    <w:bookmarkEnd w:id="0"/>
+    <w:p>
+      <w:pPr>
+        <w:jc w:val="both"/>
+        <w:rPr>
+          <w:rFonts w:ascii="Sakkal Majalla" w:hAnsi="Sakkal Majalla" w:cs="Sakkal Majalla"/>
+          <w:sz w:val="28"/>
+          <w:szCs w:val="28"/>
+          <w:rtl/>
+          <w:lang w:bidi="ar-AE"/>
+        </w:rPr>
+      </w:pPr>
+      <w:r>
+        <w:rPr>
+          <w:rFonts w:ascii="Sakkal Majalla" w:hAnsi="Sakkal Majalla" w:cs="Sakkal Majalla" w:hint="cs"/>
+          <w:sz w:val="28"/>
+          <w:szCs w:val="28"/>
+          <w:rtl/>
+          <w:lang w:bidi="ar-AE"/>
+        </w:rPr>
+        <w:t>مزمور 69: 28؛ فيلبي 4: 3؛ رؤيا 13: 8؛ 17: 8</w:t>
+      </w:r>
+    </w:p>
+    <w:p>
+      <w:pPr>
+        <w:jc w:val="both"/>
+        <w:rPr>
+          <w:rFonts w:ascii="Sakkal Majalla" w:hAnsi="Sakkal Majalla" w:cs="Sakkal Majalla"/>
+          <w:sz w:val="28"/>
+          <w:szCs w:val="28"/>
+          <w:rtl/>
+          <w:lang w:bidi="ar-AE"/>
+        </w:rPr>
+      </w:pPr>
+      <w:r>
+        <w:rPr>
+          <w:rFonts w:ascii="Sakkal Majalla" w:hAnsi="Sakkal Majalla" w:cs="Sakkal Majalla" w:hint="cs"/>
+          <w:sz w:val="28"/>
+          <w:szCs w:val="28"/>
+          <w:rtl/>
+          <w:lang w:bidi="ar-AE"/>
+        </w:rPr>
+        <w:t>في الكتاب كثيرًا ما نقرأ عن "سفر الحياة أو الأحياء". متى يتم تسجيل الإنسان في هذا السفر؟ ربما نفكر بشكل لا إرادي: عندما يرجع الإنسان بالإيمان ويحصل على الحياة الجديدة.</w:t>
+      </w:r>
+    </w:p>
+    <w:p>
+      <w:pPr>
+        <w:jc w:val="both"/>
+        <w:rPr>
+          <w:rFonts w:ascii="Sakkal Majalla" w:hAnsi="Sakkal Majalla" w:cs="Sakkal Majalla"/>
+          <w:sz w:val="28"/>
+          <w:szCs w:val="28"/>
+          <w:rtl/>
+          <w:lang w:bidi="ar-AE"/>
+        </w:rPr>
+      </w:pPr>
+      <w:r>
+        <w:rPr>
+          <w:rFonts w:ascii="Sakkal Majalla" w:hAnsi="Sakkal Majalla" w:cs="Sakkal Majalla" w:hint="cs"/>
+          <w:sz w:val="28"/>
+          <w:szCs w:val="28"/>
+          <w:rtl/>
+          <w:lang w:bidi="ar-AE"/>
+        </w:rPr>
+        <w:t>غير أننا ما نجده في الكتاب هو التعبير الملفت للنظر بأن الإنسان يمكن أن يُكتب في سفر الحياة من</w:t>
+      </w:r>
+      <w:r>
+        <w:rPr>
+          <w:rFonts w:ascii="Sakkal Majalla" w:hAnsi="Sakkal Majalla" w:cs="Sakkal Majalla" w:hint="cs"/>
+          <w:sz w:val="28"/>
+          <w:szCs w:val="28"/>
+          <w:rtl/>
+          <w:lang w:bidi="ar-AE"/>
+        </w:rPr>
+        <w:t>ذ</w:t>
+      </w:r>
+      <w:r>
+        <w:rPr>
+          <w:rFonts w:ascii="Sakkal Majalla" w:hAnsi="Sakkal Majalla" w:cs="Sakkal Majalla" w:hint="cs"/>
+          <w:sz w:val="28"/>
+          <w:szCs w:val="28"/>
+          <w:rtl/>
+          <w:lang w:bidi="ar-AE"/>
+        </w:rPr>
+        <w:t xml:space="preserve"> تأسيس العالم (رؤيا 13: 8؛ 17: 8). إن هذا </w:t>
+      </w:r>
+      <w:r>
+        <w:rPr>
+          <w:rFonts w:ascii="Sakkal Majalla" w:hAnsi="Sakkal Majalla" w:cs="Sakkal Majalla" w:hint="cs"/>
+          <w:sz w:val="28"/>
+          <w:szCs w:val="28"/>
+          <w:rtl/>
+          <w:lang w:bidi="ar-AE"/>
+        </w:rPr>
+        <w:t xml:space="preserve">الأمر </w:t>
+      </w:r>
+      <w:r>
+        <w:rPr>
+          <w:rFonts w:ascii="Sakkal Majalla" w:hAnsi="Sakkal Majalla" w:cs="Sakkal Majalla" w:hint="cs"/>
+          <w:sz w:val="28"/>
+          <w:szCs w:val="28"/>
+          <w:rtl/>
+          <w:lang w:bidi="ar-AE"/>
+        </w:rPr>
+        <w:t xml:space="preserve">وحده يوضح بأنه لا علاقة له بوقت الرجوع بالإيمان </w:t>
+      </w:r>
+      <w:r>
+        <w:rPr>
+          <w:rFonts w:ascii="Sakkal Majalla" w:hAnsi="Sakkal Majalla" w:cs="Sakkal Majalla"/>
+          <w:sz w:val="28"/>
+          <w:szCs w:val="28"/>
+          <w:rtl/>
+          <w:lang w:bidi="ar-AE"/>
+        </w:rPr>
+        <w:t>–</w:t>
+      </w:r>
+      <w:r>
+        <w:rPr>
+          <w:rFonts w:ascii="Sakkal Majalla" w:hAnsi="Sakkal Majalla" w:cs="Sakkal Majalla" w:hint="cs"/>
+          <w:sz w:val="28"/>
+          <w:szCs w:val="28"/>
+          <w:rtl/>
+          <w:lang w:bidi="ar-AE"/>
+        </w:rPr>
+        <w:t xml:space="preserve"> لأنه لا أحد كان قد آمن عن</w:t>
+      </w:r>
+      <w:r>
+        <w:rPr>
+          <w:rFonts w:ascii="Sakkal Majalla" w:hAnsi="Sakkal Majalla" w:cs="Sakkal Majalla" w:hint="cs"/>
+          <w:sz w:val="28"/>
+          <w:szCs w:val="28"/>
+          <w:rtl/>
+          <w:lang w:bidi="ar-AE"/>
+        </w:rPr>
+        <w:t>د</w:t>
+      </w:r>
+      <w:r>
+        <w:rPr>
+          <w:rFonts w:ascii="Sakkal Majalla" w:hAnsi="Sakkal Majalla" w:cs="Sakkal Majalla" w:hint="cs"/>
+          <w:sz w:val="28"/>
+          <w:szCs w:val="28"/>
+          <w:rtl/>
+          <w:lang w:bidi="ar-AE"/>
+        </w:rPr>
+        <w:t xml:space="preserve"> خلق العالم.</w:t>
+      </w:r>
+    </w:p>
+    <w:p>
+      <w:pPr>
+        <w:jc w:val="both"/>
+        <w:rPr>
+          <w:rFonts w:ascii="Sakkal Majalla" w:hAnsi="Sakkal Majalla" w:cs="Sakkal Majalla"/>
+          <w:sz w:val="28"/>
+          <w:szCs w:val="28"/>
+          <w:rtl/>
+          <w:lang w:bidi="ar-AE"/>
+        </w:rPr>
+      </w:pPr>
+      <w:r>
+        <w:rPr>
+          <w:rFonts w:ascii="Sakkal Majalla" w:hAnsi="Sakkal Majalla" w:cs="Sakkal Majalla" w:hint="cs"/>
+          <w:sz w:val="28"/>
+          <w:szCs w:val="28"/>
+          <w:rtl/>
+          <w:lang w:bidi="ar-AE"/>
+        </w:rPr>
+        <w:t xml:space="preserve">إن نظرنا بأكثر دقة في المواضع المذكورة، فسندرك بأن الأمر متعلق بزمن الضيقة بعد الاختطاف. عندها سيكون المسيحيون، وستكون الكنيسة في السماء. إن المؤمنين على الأرض هم الذين لا ينتمون للكنيسة </w:t>
+      </w:r>
+      <w:r>
+        <w:rPr>
+          <w:rFonts w:ascii="Sakkal Majalla" w:hAnsi="Sakkal Majalla" w:cs="Sakkal Majalla"/>
+          <w:sz w:val="28"/>
+          <w:szCs w:val="28"/>
+          <w:rtl/>
+          <w:lang w:bidi="ar-AE"/>
+        </w:rPr>
+        <w:t>–</w:t>
+      </w:r>
+      <w:r>
+        <w:rPr>
+          <w:rFonts w:ascii="Sakkal Majalla" w:hAnsi="Sakkal Majalla" w:cs="Sakkal Majalla" w:hint="cs"/>
+          <w:sz w:val="28"/>
+          <w:szCs w:val="28"/>
+          <w:rtl/>
+          <w:lang w:bidi="ar-AE"/>
+        </w:rPr>
+        <w:t xml:space="preserve"> ونصيبهم هو أرضي. لذا فنر</w:t>
+      </w:r>
+      <w:r>
+        <w:rPr>
+          <w:rFonts w:ascii="Sakkal Majalla" w:hAnsi="Sakkal Majalla" w:cs="Sakkal Majalla" w:hint="cs"/>
+          <w:sz w:val="28"/>
+          <w:szCs w:val="28"/>
+          <w:rtl/>
+          <w:lang w:bidi="ar-AE"/>
+        </w:rPr>
+        <w:t>ى الأمر</w:t>
+      </w:r>
+      <w:r>
+        <w:rPr>
+          <w:rFonts w:ascii="Sakkal Majalla" w:hAnsi="Sakkal Majalla" w:cs="Sakkal Majalla" w:hint="cs"/>
+          <w:sz w:val="28"/>
+          <w:szCs w:val="28"/>
+          <w:rtl/>
+          <w:lang w:bidi="ar-AE"/>
+        </w:rPr>
+        <w:t xml:space="preserve"> </w:t>
+      </w:r>
+      <w:r>
+        <w:rPr>
+          <w:rFonts w:ascii="Sakkal Majalla" w:hAnsi="Sakkal Majalla" w:cs="Sakkal Majalla" w:hint="cs"/>
+          <w:sz w:val="28"/>
+          <w:szCs w:val="28"/>
+          <w:rtl/>
+          <w:lang w:bidi="ar-AE"/>
+        </w:rPr>
+        <w:t>متطابق بشكل</w:t>
+      </w:r>
+      <w:r>
+        <w:rPr>
+          <w:rFonts w:ascii="Sakkal Majalla" w:hAnsi="Sakkal Majalla" w:cs="Sakkal Majalla" w:hint="cs"/>
+          <w:sz w:val="28"/>
+          <w:szCs w:val="28"/>
+          <w:rtl/>
+          <w:lang w:bidi="ar-AE"/>
+        </w:rPr>
+        <w:t xml:space="preserve"> جيد، بأنهم كُتبوا</w:t>
+      </w:r>
+      <w:r>
+        <w:rPr>
+          <w:rFonts w:ascii="Sakkal Majalla" w:hAnsi="Sakkal Majalla" w:cs="Sakkal Majalla" w:hint="cs"/>
+          <w:sz w:val="28"/>
+          <w:szCs w:val="28"/>
+          <w:rtl/>
+          <w:lang w:bidi="ar-AE"/>
+        </w:rPr>
+        <w:t xml:space="preserve"> في هذا السفر منذ تأسيس العالم.</w:t>
+      </w:r>
+    </w:p>
+    <w:p>
+      <w:pPr>
+        <w:jc w:val="both"/>
+        <w:rPr>
+          <w:rFonts w:ascii="Sakkal Majalla" w:hAnsi="Sakkal Majalla" w:cs="Sakkal Majalla"/>
+          <w:sz w:val="28"/>
+          <w:szCs w:val="28"/>
+          <w:rtl/>
+          <w:lang w:bidi="ar-AE"/>
+        </w:rPr>
+      </w:pPr>
+      <w:r>
+        <w:rPr>
+          <w:rFonts w:ascii="Sakkal Majalla" w:hAnsi="Sakkal Majalla" w:cs="Sakkal Majalla" w:hint="cs"/>
+          <w:sz w:val="28"/>
+          <w:szCs w:val="28"/>
+          <w:rtl/>
+          <w:lang w:bidi="ar-AE"/>
+        </w:rPr>
+        <w:t xml:space="preserve">نحن المسيحيون تم اختيارنا قبل تأسيس العالم (أفسس 1: 4). بركاتنا هي سماوية وليس لها ارتباط بالأرض المخلوقة </w:t>
+      </w:r>
+      <w:r>
+        <w:rPr>
+          <w:rFonts w:ascii="Sakkal Majalla" w:hAnsi="Sakkal Majalla" w:cs="Sakkal Majalla"/>
+          <w:sz w:val="28"/>
+          <w:szCs w:val="28"/>
+          <w:rtl/>
+          <w:lang w:bidi="ar-AE"/>
+        </w:rPr>
+        <w:t>–</w:t>
+      </w:r>
+      <w:r>
+        <w:rPr>
+          <w:rFonts w:ascii="Sakkal Majalla" w:hAnsi="Sakkal Majalla" w:cs="Sakkal Majalla" w:hint="cs"/>
+          <w:sz w:val="28"/>
+          <w:szCs w:val="28"/>
+          <w:rtl/>
+          <w:lang w:bidi="ar-AE"/>
+        </w:rPr>
+        <w:t xml:space="preserve"> لذا فقد حصل الاختيار قبل تأسيس العالم. حتى وإن لم يُقال بشكل مباشر، فمن المنطقي بأن التسجيل في سفر الحياة قد حدث قبل تأسيس العالم.</w:t>
+      </w:r>
+    </w:p>
+    <w:p>
+      <w:pPr>
+        <w:jc w:val="both"/>
+        <w:rPr>
+          <w:rFonts w:ascii="Sakkal Majalla" w:hAnsi="Sakkal Majalla" w:cs="Sakkal Majalla"/>
+          <w:sz w:val="28"/>
+          <w:szCs w:val="28"/>
+          <w:rtl/>
+          <w:lang w:bidi="ar-AE"/>
+        </w:rPr>
+      </w:pPr>
+      <w:r>
+        <w:rPr>
+          <w:rFonts w:ascii="Sakkal Majalla" w:hAnsi="Sakkal Majalla" w:cs="Sakkal Majalla" w:hint="cs"/>
+          <w:sz w:val="28"/>
+          <w:szCs w:val="28"/>
+          <w:rtl/>
+          <w:lang w:bidi="ar-AE"/>
+        </w:rPr>
+        <w:t>بالتالي فهناك مناسبتان عظيمتان، إن جاز لي التعبير هكذا، حينما سجّل الله العظيم أسماءً في سفر الحياة: مرة كان هذا قبل تأسيس العالم ومن ثم عند تأسيس العالم. في المناسبة الأولى ارتبط الأمر بالكنيسة وفي الثانية بجميع المؤمنين الآخرين، الذين لا ينتمون للكنيسة.</w:t>
+      </w:r>
+    </w:p>
+    <w:p>
+      <w:pPr>
+        <w:jc w:val="both"/>
+        <w:rPr>
+          <w:rFonts w:ascii="Sakkal Majalla" w:hAnsi="Sakkal Majalla" w:cs="Sakkal Majalla"/>
+          <w:sz w:val="28"/>
+          <w:szCs w:val="28"/>
+          <w:rtl/>
+          <w:lang w:bidi="ar-AE"/>
+        </w:rPr>
+      </w:pPr>
+      <w:r>
+        <w:rPr>
+          <w:rFonts w:ascii="Sakkal Majalla" w:hAnsi="Sakkal Majalla" w:cs="Sakkal Majalla" w:hint="cs"/>
+          <w:sz w:val="28"/>
+          <w:szCs w:val="28"/>
+          <w:rtl/>
+          <w:lang w:bidi="ar-AE"/>
+        </w:rPr>
+        <w:t>فسفر الحياة يتكلم وفقًا لذلك عن عدم محدودية الله. لقد سبق الله وعيّن بأن يبارك أشخاصًا معيّنين بالحياة الأبدية. هو سجّل أسماءهم.</w:t>
+      </w:r>
+    </w:p>
+    <w:p>
+      <w:pPr>
+        <w:jc w:val="both"/>
+        <w:rPr>
+          <w:rFonts w:ascii="Sakkal Majalla" w:hAnsi="Sakkal Majalla" w:cs="Sakkal Majalla"/>
+          <w:sz w:val="28"/>
+          <w:szCs w:val="28"/>
+          <w:rtl/>
+          <w:lang w:bidi="ar-AE"/>
+        </w:rPr>
+      </w:pPr>
+      <w:r>
+        <w:rPr>
+          <w:rFonts w:ascii="Sakkal Majalla" w:hAnsi="Sakkal Majalla" w:cs="Sakkal Majalla" w:hint="cs"/>
+          <w:sz w:val="28"/>
+          <w:szCs w:val="28"/>
+          <w:rtl/>
+          <w:lang w:bidi="ar-AE"/>
+        </w:rPr>
+        <w:t xml:space="preserve">وعلى الفور يصدر السؤال القديم: وماذا مع باقي الناس؟ هل تعيّن لهم مسبقًا بأن يهلكوا؟ </w:t>
+      </w:r>
+      <w:r>
+        <w:rPr>
+          <w:rFonts w:ascii="Sakkal Majalla" w:hAnsi="Sakkal Majalla" w:cs="Sakkal Majalla" w:hint="cs"/>
+          <w:sz w:val="28"/>
+          <w:szCs w:val="28"/>
+          <w:rtl/>
+          <w:lang w:bidi="ar-AE"/>
+        </w:rPr>
+        <w:t xml:space="preserve">كلا، إنه ليس كذلك الحال </w:t>
+      </w:r>
+      <w:r>
+        <w:rPr>
+          <w:rFonts w:ascii="Sakkal Majalla" w:hAnsi="Sakkal Majalla" w:cs="Sakkal Majalla"/>
+          <w:sz w:val="28"/>
+          <w:szCs w:val="28"/>
+          <w:rtl/>
+          <w:lang w:bidi="ar-AE"/>
+        </w:rPr>
+        <w:t>–</w:t>
+      </w:r>
+      <w:r>
+        <w:rPr>
+          <w:rFonts w:ascii="Sakkal Majalla" w:hAnsi="Sakkal Majalla" w:cs="Sakkal Majalla" w:hint="cs"/>
+          <w:sz w:val="28"/>
+          <w:szCs w:val="28"/>
+          <w:rtl/>
+          <w:lang w:bidi="ar-AE"/>
+        </w:rPr>
+        <w:t xml:space="preserve"> حتى وإن كان العقل البشري يُسرع في حُكمه هذا. إنه لا وجود </w:t>
+      </w:r>
+      <w:proofErr w:type="gramStart"/>
+      <w:r>
+        <w:rPr>
+          <w:rFonts w:ascii="Sakkal Majalla" w:hAnsi="Sakkal Majalla" w:cs="Sakkal Majalla" w:hint="cs"/>
+          <w:sz w:val="28"/>
+          <w:szCs w:val="28"/>
+          <w:rtl/>
+          <w:lang w:bidi="ar-AE"/>
+        </w:rPr>
+        <w:t>لـ"</w:t>
+      </w:r>
+      <w:proofErr w:type="gramEnd"/>
+      <w:r>
+        <w:rPr>
+          <w:rFonts w:ascii="Sakkal Majalla" w:hAnsi="Sakkal Majalla" w:cs="Sakkal Majalla" w:hint="cs"/>
+          <w:sz w:val="28"/>
+          <w:szCs w:val="28"/>
+          <w:rtl/>
+          <w:lang w:bidi="ar-AE"/>
+        </w:rPr>
+        <w:t>سفر الموت" يقدمه الله. هو لم يعيّن أي شخص للهلاك. كل إنسان هو مسؤول بأن يرجع بإيمانه وينبغي أن يتحمل العواقب إن لم يفعل ذلك.</w:t>
+      </w:r>
+    </w:p>
+    <w:p>
+      <w:pPr>
+        <w:jc w:val="both"/>
+        <w:rPr>
+          <w:rFonts w:ascii="Sakkal Majalla" w:hAnsi="Sakkal Majalla" w:cs="Sakkal Majalla"/>
+          <w:sz w:val="28"/>
+          <w:szCs w:val="28"/>
+          <w:rtl/>
+          <w:lang w:bidi="ar-AE"/>
+        </w:rPr>
+      </w:pPr>
+      <w:r>
+        <w:rPr>
+          <w:rFonts w:ascii="Sakkal Majalla" w:hAnsi="Sakkal Majalla" w:cs="Sakkal Majalla" w:hint="cs"/>
+          <w:sz w:val="28"/>
+          <w:szCs w:val="28"/>
+          <w:rtl/>
+          <w:lang w:bidi="ar-AE"/>
+        </w:rPr>
+        <w:t>وأمر آخر علينا أن نلاحظه: في الكتاب المقدس ذُكر سفران مختلفان مرتبطان بالحياة. في المواضع المذكورة أعلاه يدور الأمر حول سفر الحياة الجديدة، الحياة التي من الله. لكن في مزمور 69: 29 الكلام هو عن سفر الحياة الطبيعية. في هذا السفر يُكتب الإنسان عند مولده وفي الموت يُمحى ثانية. أما سفر الحياة الجديدة فلا يوجد هناك محو. ومن الممكن تسمية هذين السفرين أيضًا: "سفر حياة الأرض" و "سفر حياة السماء".</w:t>
+      </w:r>
+    </w:p>
+    <w:p>
+      <w:pPr>
+        <w:jc w:val="center"/>
+        <w:rPr>
+          <w:rFonts w:ascii="Sakkal Majalla" w:hAnsi="Sakkal Majalla" w:cs="Sakkal Majalla"/>
+          <w:sz w:val="28"/>
+          <w:szCs w:val="28"/>
+          <w:lang w:bidi="ar-AE"/>
+        </w:rPr>
+      </w:pPr>
+      <w:r>
+        <w:rPr>
+          <w:rFonts w:ascii="Sakkal Majalla" w:hAnsi="Sakkal Majalla" w:cs="Sakkal Majalla" w:hint="cs"/>
+          <w:sz w:val="28"/>
+          <w:szCs w:val="28"/>
+          <w:rtl/>
+          <w:lang w:bidi="ar-AE"/>
+        </w:rPr>
+        <w:t>-</w:t>
+      </w:r>
+      <w:r>
+        <w:rPr>
+          <w:rFonts w:ascii="Sakkal Majalla" w:hAnsi="Sakkal Majalla" w:cs="Sakkal Majalla" w:hint="cs"/>
+          <w:sz w:val="28"/>
+          <w:szCs w:val="28"/>
+          <w:rtl/>
+          <w:lang w:bidi="ar-AE"/>
+        </w:rPr>
+        <w:t xml:space="preserve"> </w:t>
+      </w:r>
+      <w:r>
+        <w:rPr>
+          <w:rFonts w:ascii="Sakkal Majalla" w:hAnsi="Sakkal Majalla" w:cs="Sakkal Majalla" w:hint="cs"/>
+          <w:sz w:val="28"/>
+          <w:szCs w:val="28"/>
+          <w:rtl/>
+          <w:lang w:bidi="ar-AE"/>
+        </w:rPr>
+        <w:t>تم -</w:t>
       </w:r>
     </w:p>
     <w:sectPr>
       <w:pgSz w:w="11906" w:h="16838"/>
-      <w:pgMar w:top="1440" w:right="1440" w:bottom="1440" w:left="1440" w:header="708" w:footer="708" w:gutter="0"/>
+      <w:pgMar w:top="1440" w:right="1800" w:bottom="1440" w:left="1800" w:header="708" w:footer="708" w:gutter="0"/>
       <w:cols w:space="708"/>
+      <w:bidi/>
+      <w:rtlGutter/>
       <w:docGrid w:linePitch="360"/>
     </w:sectPr>
   </w:body>
 </w:document>
 </file>
 
+<file path=word/numbering.xml><?xml version="1.0" encoding="utf-8"?>
+<w:numbering xmlns:wpc="http://schemas.microsoft.com/office/word/2010/wordprocessingCanvas" xmlns:cx="http://schemas.microsoft.com/office/drawing/2014/chartex" xmlns:cx1="http://schemas.microsoft.com/office/drawing/2015/9/8/chartex" xmlns:cx2="http://schemas.microsoft.com/office/drawing/2015/10/21/chartex" xmlns:cx3="http://schemas.microsoft.com/office/drawing/2016/5/9/chartex" xmlns:cx4="http://schemas.microsoft.com/office/drawing/2016/5/10/chartex" xmlns:cx5="http://schemas.microsoft.com/office/drawing/2016/5/11/chartex" xmlns:cx6="http://schemas.microsoft.com/office/drawing/2016/5/12/chartex" xmlns:cx7="http://schemas.microsoft.com/office/drawing/2016/5/13/chartex" xmlns:cx8="http://schemas.microsoft.com/office/drawing/2016/5/14/chartex" xmlns:mc="http://schemas.openxmlformats.org/markup-compatibility/2006" xmlns:aink="http://schemas.microsoft.com/office/drawing/2016/ink" xmlns:am3d="http://schemas.microsoft.com/office/drawing/2017/model3d" xmlns:o="urn:schemas-microsoft-com:office:office" xmlns:r="http://schemas.openxmlformats.org/officeDocument/2006/relationships" xmlns:m="http://schemas.openxmlformats.org/officeDocument/2006/math" xmlns:v="urn:schemas-microsoft-com:vml" xmlns:wp14="http://schemas.microsoft.com/office/word/2010/wordprocessingDrawing" xmlns:wp="http://schemas.openxmlformats.org/drawingml/2006/wordprocessingDrawing" xmlns:w10="urn:schemas-microsoft-com:office:word" xmlns:w="http://schemas.openxmlformats.org/wordprocessingml/2006/main" xmlns:w14="http://schemas.microsoft.com/office/word/2010/wordml" xmlns:w15="http://schemas.microsoft.com/office/word/2012/wordml" xmlns:w16cid="http://schemas.microsoft.com/office/word/2016/wordml/cid" xmlns:w16se="http://schemas.microsoft.com/office/word/2015/wordml/symex" xmlns:wpg="http://schemas.microsoft.com/office/word/2010/wordprocessingGroup" xmlns:wpi="http://schemas.microsoft.com/office/word/2010/wordprocessingInk" xmlns:wne="http://schemas.microsoft.com/office/word/2006/wordml" xmlns:wps="http://schemas.microsoft.com/office/word/2010/wordprocessingShape" mc:Ignorable="w14 w15 w16se w16cid wp14">
+  <w:abstractNum w:abstractNumId="0" w15:restartNumberingAfterBreak="0">
+    <w:nsid w:val="09F1151E"/>
+    <w:multiLevelType w:val="hybridMultilevel"/>
+    <w:tmpl w:val="ADF634F2"/>
+    <w:lvl w:ilvl="0" w:tplc="B10244A4">
+      <w:numFmt w:val="bullet"/>
+      <w:lvlText w:val="-"/>
+      <w:lvlJc w:val="left"/>
+      <w:pPr>
+        <w:ind w:left="720" w:hanging="360"/>
+      </w:pPr>
+      <w:rPr>
+        <w:rFonts w:ascii="Sakkal Majalla" w:eastAsiaTheme="minorHAnsi" w:hAnsi="Sakkal Majalla" w:cs="Sakkal Majalla" w:hint="default"/>
+      </w:rPr>
+    </w:lvl>
+    <w:lvl w:ilvl="1" w:tplc="04090003" w:tentative="1">
+      <w:start w:val="1"/>
+      <w:numFmt w:val="bullet"/>
+      <w:lvlText w:val="o"/>
+      <w:lvlJc w:val="left"/>
+      <w:pPr>
+        <w:ind w:left="1440" w:hanging="360"/>
+      </w:pPr>
+      <w:rPr>
+        <w:rFonts w:ascii="Courier New" w:hAnsi="Courier New" w:cs="Courier New" w:hint="default"/>
+      </w:rPr>
+    </w:lvl>
+    <w:lvl w:ilvl="2" w:tplc="04090005" w:tentative="1">
+      <w:start w:val="1"/>
+      <w:numFmt w:val="bullet"/>
+      <w:lvlText w:val=""/>
+      <w:lvlJc w:val="left"/>
+      <w:pPr>
+        <w:ind w:left="2160" w:hanging="360"/>
+      </w:pPr>
+      <w:rPr>
+        <w:rFonts w:ascii="Wingdings" w:hAnsi="Wingdings" w:hint="default"/>
+      </w:rPr>
+    </w:lvl>
+    <w:lvl w:ilvl="3" w:tplc="04090001" w:tentative="1">
+      <w:start w:val="1"/>
+      <w:numFmt w:val="bullet"/>
+      <w:lvlText w:val=""/>
+      <w:lvlJc w:val="left"/>
+      <w:pPr>
+        <w:ind w:left="2880" w:hanging="360"/>
+      </w:pPr>
+      <w:rPr>
+        <w:rFonts w:ascii="Symbol" w:hAnsi="Symbol" w:hint="default"/>
+      </w:rPr>
+    </w:lvl>
+    <w:lvl w:ilvl="4" w:tplc="04090003" w:tentative="1">
+      <w:start w:val="1"/>
+      <w:numFmt w:val="bullet"/>
+      <w:lvlText w:val="o"/>
+      <w:lvlJc w:val="left"/>
+      <w:pPr>
+        <w:ind w:left="3600" w:hanging="360"/>
+      </w:pPr>
+      <w:rPr>
+        <w:rFonts w:ascii="Courier New" w:hAnsi="Courier New" w:cs="Courier New" w:hint="default"/>
+      </w:rPr>
+    </w:lvl>
+    <w:lvl w:ilvl="5" w:tplc="04090005" w:tentative="1">
+      <w:start w:val="1"/>
+      <w:numFmt w:val="bullet"/>
+      <w:lvlText w:val=""/>
+      <w:lvlJc w:val="left"/>
+      <w:pPr>
+        <w:ind w:left="4320" w:hanging="360"/>
+      </w:pPr>
+      <w:rPr>
+        <w:rFonts w:ascii="Wingdings" w:hAnsi="Wingdings" w:hint="default"/>
+      </w:rPr>
+    </w:lvl>
+    <w:lvl w:ilvl="6" w:tplc="04090001" w:tentative="1">
+      <w:start w:val="1"/>
+      <w:numFmt w:val="bullet"/>
+      <w:lvlText w:val=""/>
+      <w:lvlJc w:val="left"/>
+      <w:pPr>
+        <w:ind w:left="5040" w:hanging="360"/>
+      </w:pPr>
+      <w:rPr>
+        <w:rFonts w:ascii="Symbol" w:hAnsi="Symbol" w:hint="default"/>
+      </w:rPr>
+    </w:lvl>
+    <w:lvl w:ilvl="7" w:tplc="04090003" w:tentative="1">
+      <w:start w:val="1"/>
+      <w:numFmt w:val="bullet"/>
+      <w:lvlText w:val="o"/>
+      <w:lvlJc w:val="left"/>
+      <w:pPr>
+        <w:ind w:left="5760" w:hanging="360"/>
+      </w:pPr>
+      <w:rPr>
+        <w:rFonts w:ascii="Courier New" w:hAnsi="Courier New" w:cs="Courier New" w:hint="default"/>
+      </w:rPr>
+    </w:lvl>
+    <w:lvl w:ilvl="8" w:tplc="04090005" w:tentative="1">
+      <w:start w:val="1"/>
+      <w:numFmt w:val="bullet"/>
+      <w:lvlText w:val=""/>
+      <w:lvlJc w:val="left"/>
+      <w:pPr>
+        <w:ind w:left="6480" w:hanging="360"/>
+      </w:pPr>
+      <w:rPr>
+        <w:rFonts w:ascii="Wingdings" w:hAnsi="Wingdings" w:hint="default"/>
+      </w:rPr>
+    </w:lvl>
+  </w:abstractNum>
+  <w:num w:numId="1">
+    <w:abstractNumId w:val="0"/>
+  </w:num>
+</w:numbering>
+</file>
+
 <file path=word/styles.xml><?xml version="1.0" encoding="utf-8"?>
-<w:styles xmlns:mc="http://schemas.openxmlformats.org/markup-compatibility/2006" xmlns:r="http://schemas.openxmlformats.org/officeDocument/2006/relationships" xmlns:w="http://schemas.openxmlformats.org/wordprocessingml/2006/main" xmlns:w14="http://schemas.microsoft.com/office/word/2010/wordml" xmlns:w15="http://schemas.microsoft.com/office/word/2012/wordml" xmlns:w16cex="http://schemas.microsoft.com/office/word/2018/wordml/cex" xmlns:w16cid="http://schemas.microsoft.com/office/word/2016/wordml/cid" xmlns:w16="http://schemas.microsoft.com/office/word/2018/wordml" xmlns:w16sdtdh="http://schemas.microsoft.com/office/word/2020/wordml/sdtdatahash" xmlns:w16se="http://schemas.microsoft.com/office/word/2015/wordml/symex" mc:Ignorable="w14 w15 w16se w16cid w16 w16cex w16sdtdh">
+<w:styles xmlns:mc="http://schemas.openxmlformats.org/markup-compatibility/2006" xmlns:r="http://schemas.openxmlformats.org/officeDocument/2006/relationships" xmlns:w="http://schemas.openxmlformats.org/wordprocessingml/2006/main" xmlns:w14="http://schemas.microsoft.com/office/word/2010/wordml" xmlns:w15="http://schemas.microsoft.com/office/word/2012/wordml" xmlns:w16cid="http://schemas.microsoft.com/office/word/2016/wordml/cid" xmlns:w16se="http://schemas.microsoft.com/office/word/2015/wordml/symex" mc:Ignorable="w14 w15 w16se w16cid">
   <w:docDefaults>
     <w:rPrDefault>
       <w:rPr>
-        <w:rFonts w:ascii="Sakkal Majalla" w:eastAsiaTheme="minorHAnsi" w:hAnsi="Sakkal Majalla" w:cs="Sakkal Majalla"/>
-        <w:sz w:val="28"/>
-        <w:szCs w:val="28"/>
-        <w:lang w:val="en-IL" w:eastAsia="en-US" w:bidi="ar-SA"/>
+        <w:rFonts w:asciiTheme="minorHAnsi" w:eastAsiaTheme="minorHAnsi" w:hAnsiTheme="minorHAnsi" w:cstheme="minorBidi"/>
+        <w:sz w:val="22"/>
+        <w:szCs w:val="22"/>
+        <w:lang w:val="en-US" w:eastAsia="en-US" w:bidi="ar-SA"/>
       </w:rPr>
     </w:rPrDefault>
     <w:pPrDefault>
@@ -871,6 +1063,12 @@
   <w:style w:type="paragraph" w:default="1" w:styleId="Normal">
     <w:name w:val="Normal"/>
     <w:qFormat/>
+    <w:pPr>
+      <w:bidi/>
+    </w:pPr>
+    <w:rPr>
+      <w:lang w:bidi="ar-EG"/>
+    </w:rPr>
   </w:style>
   <w:style w:type="character" w:default="1" w:styleId="DefaultParagraphFont">
     <w:name w:val="Default Paragraph Font"/>
@@ -899,53 +1097,22 @@
     <w:semiHidden/>
     <w:unhideWhenUsed/>
   </w:style>
-  <w:style w:type="table" w:styleId="TableGrid">
-    <w:name w:val="Table Grid"/>
-    <w:basedOn w:val="TableNormal"/>
-    <w:uiPriority w:val="39"/>
-    <w:rsid w:val="00AE6074"/>
+  <w:style w:type="paragraph" w:styleId="ListParagraph">
+    <w:name w:val="List Paragraph"/>
+    <w:basedOn w:val="Normal"/>
+    <w:uiPriority w:val="34"/>
+    <w:qFormat/>
+    <w:rsid w:val="00E43F38"/>
     <w:pPr>
-      <w:spacing w:after="0" w:line="240" w:lineRule="auto"/>
+      <w:ind w:left="720"/>
+      <w:contextualSpacing/>
     </w:pPr>
-    <w:tblPr>
-      <w:tblBorders>
-        <w:top w:val="single" w:sz="4" w:space="0" w:color="auto"/>
-        <w:left w:val="single" w:sz="4" w:space="0" w:color="auto"/>
-        <w:bottom w:val="single" w:sz="4" w:space="0" w:color="auto"/>
-        <w:right w:val="single" w:sz="4" w:space="0" w:color="auto"/>
-        <w:insideH w:val="single" w:sz="4" w:space="0" w:color="auto"/>
-        <w:insideV w:val="single" w:sz="4" w:space="0" w:color="auto"/>
-      </w:tblBorders>
-    </w:tblPr>
-  </w:style>
-  <w:style w:type="character" w:styleId="Hyperlink">
-    <w:name w:val="Hyperlink"/>
-    <w:basedOn w:val="DefaultParagraphFont"/>
-    <w:uiPriority w:val="99"/>
-    <w:unhideWhenUsed/>
-    <w:rsid w:val="00AE6074"/>
-    <w:rPr>
-      <w:color w:val="0563C1" w:themeColor="hyperlink"/>
-      <w:u w:val="single"/>
-    </w:rPr>
-  </w:style>
-  <w:style w:type="character" w:styleId="UnresolvedMention">
-    <w:name w:val="Unresolved Mention"/>
-    <w:basedOn w:val="DefaultParagraphFont"/>
-    <w:uiPriority w:val="99"/>
-    <w:semiHidden/>
-    <w:unhideWhenUsed/>
-    <w:rsid w:val="00AE6074"/>
-    <w:rPr>
-      <w:color w:val="605E5C"/>
-      <w:shd w:val="clear" w:color="auto" w:fill="E1DFDD"/>
-    </w:rPr>
   </w:style>
 </w:styles>
 </file>
 
 <file path=word/theme/theme1.xml><?xml version="1.0" encoding="utf-8"?>
-<a:theme xmlns:a="http://schemas.openxmlformats.org/drawingml/2006/main" name="ערכת נושא Office">
+<a:theme xmlns:a="http://schemas.openxmlformats.org/drawingml/2006/main" name="Office Theme">
   <a:themeElements>
     <a:clrScheme name="Office">
       <a:dk1>
